--- a/dev/checklists/student_support/校本學生支援與福祉政策文件要求清單_DRAFT.docx
+++ b/dev/checklists/student_support/校本學生支援與福祉政策文件要求清單_DRAFT.docx
@@ -241,7 +241,7 @@
             </w:tcMar>
           </w:tcPr>
           <w:p>
-            <w:hyperlink w:history="1" r:id="rIdhzlzdqn8xmwp4q6aqj_zr">
+            <w:hyperlink w:history="1" r:id="rIdmpzboqein8hbeoscxstrd">
               <w:r>
                 <w:rPr>
                   <w:rStyle w:val="Hyperlink"/>
@@ -327,7 +327,7 @@
             </w:tcMar>
           </w:tcPr>
           <w:p>
-            <w:hyperlink w:history="1" r:id="rId42zbm6ifrmp-luxpn74pu">
+            <w:hyperlink w:history="1" r:id="rIdcogpzfbqpq2dzeqfao91v">
               <w:r>
                 <w:rPr>
                   <w:rStyle w:val="Hyperlink"/>
@@ -413,7 +413,7 @@
             </w:tcMar>
           </w:tcPr>
           <w:p>
-            <w:hyperlink w:history="1" r:id="rIdfeqmszndr0ccyvtyo21oo">
+            <w:hyperlink w:history="1" r:id="rId8wl_nq6-nfcdxhlmvnm1o">
               <w:r>
                 <w:rPr>
                   <w:rStyle w:val="Hyperlink"/>
@@ -499,7 +499,7 @@
             </w:tcMar>
           </w:tcPr>
           <w:p>
-            <w:hyperlink w:history="1" r:id="rIdjqryrqxlwk6jefkphlvyn">
+            <w:hyperlink w:history="1" r:id="rIdpsvgfi7zu2tj-ymkwkwkm">
               <w:r>
                 <w:rPr>
                   <w:rStyle w:val="Hyperlink"/>
@@ -585,7 +585,7 @@
             </w:tcMar>
           </w:tcPr>
           <w:p>
-            <w:hyperlink w:history="1" r:id="rIdyjidak5zubor6gtaugqe7">
+            <w:hyperlink w:history="1" r:id="rIdwrzgl3fjpbp-qnym9kwgq">
               <w:r>
                 <w:rPr>
                   <w:rStyle w:val="Hyperlink"/>
@@ -671,7 +671,7 @@
             </w:tcMar>
           </w:tcPr>
           <w:p>
-            <w:hyperlink w:history="1" r:id="rIdtvafnufdiczvnei8sgojq">
+            <w:hyperlink w:history="1" r:id="rId34rejjd3wjgifecuxqws5">
               <w:r>
                 <w:rPr>
                   <w:rStyle w:val="Hyperlink"/>
@@ -757,7 +757,7 @@
             </w:tcMar>
           </w:tcPr>
           <w:p>
-            <w:hyperlink w:history="1" r:id="rIdamnt2wanmq6p32mig8de_">
+            <w:hyperlink w:history="1" r:id="rIdaecl4zdzhbjfehcy9_6fh">
               <w:r>
                 <w:rPr>
                   <w:rStyle w:val="Hyperlink"/>
@@ -843,7 +843,7 @@
             </w:tcMar>
           </w:tcPr>
           <w:p>
-            <w:hyperlink w:history="1" r:id="rIdjehvoiklioosnbxr8xnzy">
+            <w:hyperlink w:history="1" r:id="rIde4hz8cizzrtbzdg5l09b9">
               <w:r>
                 <w:rPr>
                   <w:rStyle w:val="Hyperlink"/>
@@ -929,7 +929,7 @@
             </w:tcMar>
           </w:tcPr>
           <w:p>
-            <w:hyperlink w:history="1" r:id="rIdzzbw7ftvdomflekyg9hbe">
+            <w:hyperlink w:history="1" r:id="rId3q1eqxmkitjz_5b2vp1ep">
               <w:r>
                 <w:rPr>
                   <w:rStyle w:val="Hyperlink"/>
@@ -1015,7 +1015,7 @@
             </w:tcMar>
           </w:tcPr>
           <w:p>
-            <w:hyperlink w:history="1" r:id="rIdmqifxhvufsdy2zfxt3lgn">
+            <w:hyperlink w:history="1" r:id="rIde54tfzqdxfzvyexccdwae">
               <w:r>
                 <w:rPr>
                   <w:rStyle w:val="Hyperlink"/>
@@ -1101,7 +1101,7 @@
             </w:tcMar>
           </w:tcPr>
           <w:p>
-            <w:hyperlink w:history="1" r:id="rIdogdoiffzsgt3zptcqabbq">
+            <w:hyperlink w:history="1" r:id="rIdutt9n9df4-9vdqqm-cppl">
               <w:r>
                 <w:rPr>
                   <w:rStyle w:val="Hyperlink"/>
@@ -1187,7 +1187,7 @@
             </w:tcMar>
           </w:tcPr>
           <w:p>
-            <w:hyperlink w:history="1" r:id="rId9b5r5oocca1db5tqxuz2h">
+            <w:hyperlink w:history="1" r:id="rIdanxf-86kzpsqimj-rud9b">
               <w:r>
                 <w:rPr>
                   <w:rStyle w:val="Hyperlink"/>
@@ -2403,7 +2403,7 @@
         </w:rPr>
         <w:t xml:space="preserve">出處：</w:t>
       </w:r>
-      <w:hyperlink w:history="1" r:id="rId35vefvyz3xuhhxbbdcfky">
+      <w:hyperlink w:history="1" r:id="rIdvarz8gpppsrxhoo98frb-">
         <w:r>
           <w:rPr>
             <w:rStyle w:val="Hyperlink"/>
@@ -2479,7 +2479,7 @@
         </w:rPr>
         <w:t xml:space="preserve">出處：</w:t>
       </w:r>
-      <w:hyperlink w:history="1" r:id="rId5jz25thtyah16cfeb_l85">
+      <w:hyperlink w:history="1" r:id="rIdbc9xmfucbu88qwr5js9ef">
         <w:r>
           <w:rPr>
             <w:rStyle w:val="Hyperlink"/>
@@ -2555,7 +2555,7 @@
         </w:rPr>
         <w:t xml:space="preserve">出處：</w:t>
       </w:r>
-      <w:hyperlink w:history="1" r:id="rIdp847w8zyxiettv4yfuvy3">
+      <w:hyperlink w:history="1" r:id="rIdh7fkaegmlf_5agsmbi34t">
         <w:r>
           <w:rPr>
             <w:rStyle w:val="Hyperlink"/>
@@ -2631,7 +2631,7 @@
         </w:rPr>
         <w:t xml:space="preserve">出處：</w:t>
       </w:r>
-      <w:hyperlink w:history="1" r:id="rIdjlyp9avkpln4_ljgqamds">
+      <w:hyperlink w:history="1" r:id="rIdmu-ic8tvqq5ml-ddnh1wj">
         <w:r>
           <w:rPr>
             <w:rStyle w:val="Hyperlink"/>
@@ -2707,7 +2707,7 @@
         </w:rPr>
         <w:t xml:space="preserve">出處：</w:t>
       </w:r>
-      <w:hyperlink w:history="1" r:id="rIda7mk2dj-hwcjzh6mjdts0">
+      <w:hyperlink w:history="1" r:id="rIdzgzssy7w_dn5_9_alsfob">
         <w:r>
           <w:rPr>
             <w:rStyle w:val="Hyperlink"/>
@@ -2783,7 +2783,7 @@
         </w:rPr>
         <w:t xml:space="preserve">出處：</w:t>
       </w:r>
-      <w:hyperlink w:history="1" r:id="rIdxqsis23hv2fpjzjbx4gle">
+      <w:hyperlink w:history="1" r:id="rIdbgdfpcomt_lopmmy5pqys">
         <w:r>
           <w:rPr>
             <w:rStyle w:val="Hyperlink"/>
@@ -2859,7 +2859,7 @@
         </w:rPr>
         <w:t xml:space="preserve">出處：</w:t>
       </w:r>
-      <w:hyperlink w:history="1" r:id="rIdjitccjkxveokmu3whzpq3">
+      <w:hyperlink w:history="1" r:id="rIdyssvldjqg5ez-kif6difu">
         <w:r>
           <w:rPr>
             <w:rStyle w:val="Hyperlink"/>
@@ -2935,7 +2935,7 @@
         </w:rPr>
         <w:t xml:space="preserve">出處：</w:t>
       </w:r>
-      <w:hyperlink w:history="1" r:id="rIdjxjjzmqyklbniqkly77a2">
+      <w:hyperlink w:history="1" r:id="rIdmhqo-dtheciwtryyj4aml">
         <w:r>
           <w:rPr>
             <w:rStyle w:val="Hyperlink"/>
@@ -3011,7 +3011,7 @@
         </w:rPr>
         <w:t xml:space="preserve">出處：</w:t>
       </w:r>
-      <w:hyperlink w:history="1" r:id="rIdfqlaflnkoxjppeiwaayai">
+      <w:hyperlink w:history="1" r:id="rIdlavb8nev7x6ic-bj8ogvt">
         <w:r>
           <w:rPr>
             <w:rStyle w:val="Hyperlink"/>
@@ -3087,7 +3087,7 @@
         </w:rPr>
         <w:t xml:space="preserve">出處：</w:t>
       </w:r>
-      <w:hyperlink w:history="1" r:id="rId3v3bmdnc8ix9gup474hsx">
+      <w:hyperlink w:history="1" r:id="rIdeoijitcdzzr8ond2d9b4e">
         <w:r>
           <w:rPr>
             <w:rStyle w:val="Hyperlink"/>
@@ -3163,7 +3163,7 @@
         </w:rPr>
         <w:t xml:space="preserve">出處：</w:t>
       </w:r>
-      <w:hyperlink w:history="1" r:id="rIdgulonhq6gz39lrneerujl">
+      <w:hyperlink w:history="1" r:id="rIddrv-5zpkrcd2xkkmbnqnb">
         <w:r>
           <w:rPr>
             <w:rStyle w:val="Hyperlink"/>
@@ -3239,7 +3239,7 @@
         </w:rPr>
         <w:t xml:space="preserve">出處：</w:t>
       </w:r>
-      <w:hyperlink w:history="1" r:id="rIdvybqlf6rqe1viwgwssbks">
+      <w:hyperlink w:history="1" r:id="rIdxmegy7clnbgtfrg4ufz2v">
         <w:r>
           <w:rPr>
             <w:rStyle w:val="Hyperlink"/>
@@ -3315,7 +3315,7 @@
         </w:rPr>
         <w:t xml:space="preserve">出處：</w:t>
       </w:r>
-      <w:hyperlink w:history="1" r:id="rId2c-gyojihdlv1hmcfidt4">
+      <w:hyperlink w:history="1" r:id="rIdud-izejj6ag3dsw4fczhx">
         <w:r>
           <w:rPr>
             <w:rStyle w:val="Hyperlink"/>
@@ -3391,7 +3391,7 @@
         </w:rPr>
         <w:t xml:space="preserve">出處：</w:t>
       </w:r>
-      <w:hyperlink w:history="1" r:id="rIdp_idhviqae-qjisvvu701">
+      <w:hyperlink w:history="1" r:id="rIdao60hp0a-viuzyvtpopx3">
         <w:r>
           <w:rPr>
             <w:rStyle w:val="Hyperlink"/>
@@ -3483,7 +3483,7 @@
         </w:rPr>
         <w:t xml:space="preserve">出處：</w:t>
       </w:r>
-      <w:hyperlink w:history="1" r:id="rIdgp20cjupfdklpxkl0y3ha">
+      <w:hyperlink w:history="1" r:id="rIdgm1akvnwllq9bnumsg6wr">
         <w:r>
           <w:rPr>
             <w:rStyle w:val="Hyperlink"/>
@@ -3559,7 +3559,7 @@
         </w:rPr>
         <w:t xml:space="preserve">出處：</w:t>
       </w:r>
-      <w:hyperlink w:history="1" r:id="rIdo9rlsj7qw336skjsot1pg">
+      <w:hyperlink w:history="1" r:id="rIdqyi7ohyxexf7jryvgriu1">
         <w:r>
           <w:rPr>
             <w:rStyle w:val="Hyperlink"/>
@@ -3635,7 +3635,7 @@
         </w:rPr>
         <w:t xml:space="preserve">出處：</w:t>
       </w:r>
-      <w:hyperlink w:history="1" r:id="rIdjoage0igtf3zooowiynzu">
+      <w:hyperlink w:history="1" r:id="rIdal7xph0di4-bwvoirvmrq">
         <w:r>
           <w:rPr>
             <w:rStyle w:val="Hyperlink"/>
@@ -3711,7 +3711,7 @@
         </w:rPr>
         <w:t xml:space="preserve">出處：</w:t>
       </w:r>
-      <w:hyperlink w:history="1" r:id="rIdyc2n3kh8dm9gyfvkzztwd">
+      <w:hyperlink w:history="1" r:id="rIduqkmmymzeg-szjfhnpkr3">
         <w:r>
           <w:rPr>
             <w:rStyle w:val="Hyperlink"/>
@@ -3787,7 +3787,7 @@
         </w:rPr>
         <w:t xml:space="preserve">出處：</w:t>
       </w:r>
-      <w:hyperlink w:history="1" r:id="rIdjlp1ichjdzlkk8d37aesa">
+      <w:hyperlink w:history="1" r:id="rId9xnaut3w-siwdumte9ewn">
         <w:r>
           <w:rPr>
             <w:rStyle w:val="Hyperlink"/>
@@ -3863,7 +3863,7 @@
         </w:rPr>
         <w:t xml:space="preserve">出處：</w:t>
       </w:r>
-      <w:hyperlink w:history="1" r:id="rIddjhmk7kmgiw22rynr17sr">
+      <w:hyperlink w:history="1" r:id="rId7tbkuxf5nhhkpefewz0n1">
         <w:r>
           <w:rPr>
             <w:rStyle w:val="Hyperlink"/>
@@ -3939,7 +3939,7 @@
         </w:rPr>
         <w:t xml:space="preserve">出處：</w:t>
       </w:r>
-      <w:hyperlink w:history="1" r:id="rId3x-mzhhdxaq2jtv5ijceq">
+      <w:hyperlink w:history="1" r:id="rIdfcd-jmwps6vgec28sopl3">
         <w:r>
           <w:rPr>
             <w:rStyle w:val="Hyperlink"/>
@@ -4015,7 +4015,7 @@
         </w:rPr>
         <w:t xml:space="preserve">出處：</w:t>
       </w:r>
-      <w:hyperlink w:history="1" r:id="rIdodypijlqiq9ebeprj6ndp">
+      <w:hyperlink w:history="1" r:id="rIdtckoka9cb9wd4o2ciorpx">
         <w:r>
           <w:rPr>
             <w:rStyle w:val="Hyperlink"/>
@@ -4091,7 +4091,7 @@
         </w:rPr>
         <w:t xml:space="preserve">出處：</w:t>
       </w:r>
-      <w:hyperlink w:history="1" r:id="rIdu5okhxh_ur3pwqaunl1te">
+      <w:hyperlink w:history="1" r:id="rIdiwqv9uppdito9f0ieqzaq">
         <w:r>
           <w:rPr>
             <w:rStyle w:val="Hyperlink"/>
@@ -4167,7 +4167,7 @@
         </w:rPr>
         <w:t xml:space="preserve">出處：</w:t>
       </w:r>
-      <w:hyperlink w:history="1" r:id="rIdt5uqzrrzcpy4dvth4vpi1">
+      <w:hyperlink w:history="1" r:id="rId9kao5legrpcush58ajf-g">
         <w:r>
           <w:rPr>
             <w:rStyle w:val="Hyperlink"/>
@@ -4243,7 +4243,7 @@
         </w:rPr>
         <w:t xml:space="preserve">出處：</w:t>
       </w:r>
-      <w:hyperlink w:history="1" r:id="rIdxrmmpi1xnq77h9dtrpevi">
+      <w:hyperlink w:history="1" r:id="rIdlfn5hruq72j6kru3cfipe">
         <w:r>
           <w:rPr>
             <w:rStyle w:val="Hyperlink"/>
@@ -4319,7 +4319,7 @@
         </w:rPr>
         <w:t xml:space="preserve">出處：</w:t>
       </w:r>
-      <w:hyperlink w:history="1" r:id="rIdonfvzqrhmaxgiurskgajm">
+      <w:hyperlink w:history="1" r:id="rId2xeg0jepioj6fwwobsz2i">
         <w:r>
           <w:rPr>
             <w:rStyle w:val="Hyperlink"/>
@@ -4395,7 +4395,7 @@
         </w:rPr>
         <w:t xml:space="preserve">出處：</w:t>
       </w:r>
-      <w:hyperlink w:history="1" r:id="rId0foracoi3auomntxl_pdq">
+      <w:hyperlink w:history="1" r:id="rIdjhkj37vupk5vp4pbeitt_">
         <w:r>
           <w:rPr>
             <w:rStyle w:val="Hyperlink"/>
@@ -4471,7 +4471,7 @@
         </w:rPr>
         <w:t xml:space="preserve">出處：</w:t>
       </w:r>
-      <w:hyperlink w:history="1" r:id="rIdyy_dgirziqje5napt_tyh">
+      <w:hyperlink w:history="1" r:id="rIdzwvro52ipibcb3hxrusge">
         <w:r>
           <w:rPr>
             <w:rStyle w:val="Hyperlink"/>
@@ -4547,7 +4547,7 @@
         </w:rPr>
         <w:t xml:space="preserve">出處：</w:t>
       </w:r>
-      <w:hyperlink w:history="1" r:id="rIdqva4qg3_c6cncuyoahwec">
+      <w:hyperlink w:history="1" r:id="rIdeow3v-jjstt0keqepxt9l">
         <w:r>
           <w:rPr>
             <w:rStyle w:val="Hyperlink"/>
@@ -4623,7 +4623,7 @@
         </w:rPr>
         <w:t xml:space="preserve">出處：</w:t>
       </w:r>
-      <w:hyperlink w:history="1" r:id="rIdxrfkpoy-9q5ixxphcqoeq">
+      <w:hyperlink w:history="1" r:id="rIdxavlqeywryoslc1k4orys">
         <w:r>
           <w:rPr>
             <w:rStyle w:val="Hyperlink"/>
@@ -4699,7 +4699,7 @@
         </w:rPr>
         <w:t xml:space="preserve">出處：</w:t>
       </w:r>
-      <w:hyperlink w:history="1" r:id="rIdt1kdei920uzvpguj1uxi-">
+      <w:hyperlink w:history="1" r:id="rIdwwysyjwnnvtbir6yte7jh">
         <w:r>
           <w:rPr>
             <w:rStyle w:val="Hyperlink"/>
@@ -4775,7 +4775,7 @@
         </w:rPr>
         <w:t xml:space="preserve">出處：</w:t>
       </w:r>
-      <w:hyperlink w:history="1" r:id="rIdk8xrqk_zhufh36vxneoyb">
+      <w:hyperlink w:history="1" r:id="rIdbmzscxpp_2vk_zkmeojwh">
         <w:r>
           <w:rPr>
             <w:rStyle w:val="Hyperlink"/>
@@ -4851,7 +4851,7 @@
         </w:rPr>
         <w:t xml:space="preserve">出處：</w:t>
       </w:r>
-      <w:hyperlink w:history="1" r:id="rIde_dcl3nu2ch8q-cpxi1oz">
+      <w:hyperlink w:history="1" r:id="rIdc4onhrcovmytq9bcmil7m">
         <w:r>
           <w:rPr>
             <w:rStyle w:val="Hyperlink"/>
@@ -4927,7 +4927,7 @@
         </w:rPr>
         <w:t xml:space="preserve">出處：</w:t>
       </w:r>
-      <w:hyperlink w:history="1" r:id="rIdlufkzjnncpavyoflzec-v">
+      <w:hyperlink w:history="1" r:id="rIdrquk8nijb-uiwxwwvxh3j">
         <w:r>
           <w:rPr>
             <w:rStyle w:val="Hyperlink"/>
@@ -5003,7 +5003,7 @@
         </w:rPr>
         <w:t xml:space="preserve">出處：</w:t>
       </w:r>
-      <w:hyperlink w:history="1" r:id="rIdddb_om1emswcmaf-kxgs3">
+      <w:hyperlink w:history="1" r:id="rIdqqlvvnade_4sbccsf3goa">
         <w:r>
           <w:rPr>
             <w:rStyle w:val="Hyperlink"/>
@@ -5079,7 +5079,7 @@
         </w:rPr>
         <w:t xml:space="preserve">出處：</w:t>
       </w:r>
-      <w:hyperlink w:history="1" r:id="rIdneb58l35h3ghtw6dik7qb">
+      <w:hyperlink w:history="1" r:id="rIdnd4ddiwlahckl21mlazlt">
         <w:r>
           <w:rPr>
             <w:rStyle w:val="Hyperlink"/>
@@ -5155,7 +5155,7 @@
         </w:rPr>
         <w:t xml:space="preserve">出處：</w:t>
       </w:r>
-      <w:hyperlink w:history="1" r:id="rIdkgr40cvmblwkrgbm5632b">
+      <w:hyperlink w:history="1" r:id="rIdx3fh1nmmud-4brszkx6xz">
         <w:r>
           <w:rPr>
             <w:rStyle w:val="Hyperlink"/>
@@ -5231,7 +5231,7 @@
         </w:rPr>
         <w:t xml:space="preserve">出處：</w:t>
       </w:r>
-      <w:hyperlink w:history="1" r:id="rIdixzjkur9l6vl87kvjzirz">
+      <w:hyperlink w:history="1" r:id="rIdqcfmuxthmzcqsmwsiaa6r">
         <w:r>
           <w:rPr>
             <w:rStyle w:val="Hyperlink"/>
@@ -5307,7 +5307,7 @@
         </w:rPr>
         <w:t xml:space="preserve">出處：</w:t>
       </w:r>
-      <w:hyperlink w:history="1" r:id="rIdtyinyeu771cmqzggvyef5">
+      <w:hyperlink w:history="1" r:id="rIduygqbcm6qfnh9cyspdzz_">
         <w:r>
           <w:rPr>
             <w:rStyle w:val="Hyperlink"/>
@@ -5383,7 +5383,7 @@
         </w:rPr>
         <w:t xml:space="preserve">出處：</w:t>
       </w:r>
-      <w:hyperlink w:history="1" r:id="rIdmmhbhec_jitadtepbxhlz">
+      <w:hyperlink w:history="1" r:id="rIdq48zp-jnibddmimg0__yy">
         <w:r>
           <w:rPr>
             <w:rStyle w:val="Hyperlink"/>
@@ -5459,7 +5459,7 @@
         </w:rPr>
         <w:t xml:space="preserve">出處：</w:t>
       </w:r>
-      <w:hyperlink w:history="1" r:id="rId8es_xvq1mvd9z_9zigv9q">
+      <w:hyperlink w:history="1" r:id="rIdx2-mlr5o3ohed6te4ca3s">
         <w:r>
           <w:rPr>
             <w:rStyle w:val="Hyperlink"/>
@@ -5535,7 +5535,7 @@
         </w:rPr>
         <w:t xml:space="preserve">出處：</w:t>
       </w:r>
-      <w:hyperlink w:history="1" r:id="rIdfstiqcfmbtykhfvr65qgx">
+      <w:hyperlink w:history="1" r:id="rIdtmxigzjy2jjsfekiqvzbv">
         <w:r>
           <w:rPr>
             <w:rStyle w:val="Hyperlink"/>
@@ -5627,7 +5627,7 @@
         </w:rPr>
         <w:t xml:space="preserve">出處：</w:t>
       </w:r>
-      <w:hyperlink w:history="1" r:id="rIdi4cmyzwhw0ilwjlpx5gsq">
+      <w:hyperlink w:history="1" r:id="rIdunqjgoe68ugsf6-vavhgu">
         <w:r>
           <w:rPr>
             <w:rStyle w:val="Hyperlink"/>
@@ -5703,7 +5703,7 @@
         </w:rPr>
         <w:t xml:space="preserve">出處：</w:t>
       </w:r>
-      <w:hyperlink w:history="1" r:id="rId3rf8yqxifljyyl4twm9gg">
+      <w:hyperlink w:history="1" r:id="rId6mqva2qvxxsurvnchpoku">
         <w:r>
           <w:rPr>
             <w:rStyle w:val="Hyperlink"/>
@@ -5779,7 +5779,7 @@
         </w:rPr>
         <w:t xml:space="preserve">出處：</w:t>
       </w:r>
-      <w:hyperlink w:history="1" r:id="rIdl5qf9e6c7apklkrn1vcll">
+      <w:hyperlink w:history="1" r:id="rIdbedslc_ros8j_qcv6ze5q">
         <w:r>
           <w:rPr>
             <w:rStyle w:val="Hyperlink"/>
@@ -5855,7 +5855,7 @@
         </w:rPr>
         <w:t xml:space="preserve">出處：</w:t>
       </w:r>
-      <w:hyperlink w:history="1" r:id="rIdtfyurrg7diquup0qnfrqe">
+      <w:hyperlink w:history="1" r:id="rId8ykn8lf8wm12dtlmt9zr9">
         <w:r>
           <w:rPr>
             <w:rStyle w:val="Hyperlink"/>
@@ -5931,7 +5931,7 @@
         </w:rPr>
         <w:t xml:space="preserve">出處：</w:t>
       </w:r>
-      <w:hyperlink w:history="1" r:id="rIdphnfoq1iw9zmjndxaciop">
+      <w:hyperlink w:history="1" r:id="rIddzrxavpgav4udhjhaebmw">
         <w:r>
           <w:rPr>
             <w:rStyle w:val="Hyperlink"/>
@@ -6007,7 +6007,7 @@
         </w:rPr>
         <w:t xml:space="preserve">出處：</w:t>
       </w:r>
-      <w:hyperlink w:history="1" r:id="rIdycswsdgukftaxcc2s9g5c">
+      <w:hyperlink w:history="1" r:id="rIdcdak9-vyqx86qarovzbyf">
         <w:r>
           <w:rPr>
             <w:rStyle w:val="Hyperlink"/>
@@ -6083,7 +6083,7 @@
         </w:rPr>
         <w:t xml:space="preserve">出處：</w:t>
       </w:r>
-      <w:hyperlink w:history="1" r:id="rId4oogn_jf8ok672nrubqfq">
+      <w:hyperlink w:history="1" r:id="rId0xmsgakecyinjpal-apro">
         <w:r>
           <w:rPr>
             <w:rStyle w:val="Hyperlink"/>
@@ -6159,7 +6159,7 @@
         </w:rPr>
         <w:t xml:space="preserve">出處：</w:t>
       </w:r>
-      <w:hyperlink w:history="1" r:id="rId-h0pqvr0gbyhz6yzmevdq">
+      <w:hyperlink w:history="1" r:id="rIdcoer-dk6iritkqq8urfgf">
         <w:r>
           <w:rPr>
             <w:rStyle w:val="Hyperlink"/>
@@ -6235,7 +6235,7 @@
         </w:rPr>
         <w:t xml:space="preserve">出處：</w:t>
       </w:r>
-      <w:hyperlink w:history="1" r:id="rId9rzvbrhgjtvs5evo-sd_f">
+      <w:hyperlink w:history="1" r:id="rIdoecx-_fxakllotzkqin4b">
         <w:r>
           <w:rPr>
             <w:rStyle w:val="Hyperlink"/>
@@ -6311,7 +6311,7 @@
         </w:rPr>
         <w:t xml:space="preserve">出處：</w:t>
       </w:r>
-      <w:hyperlink w:history="1" r:id="rIdxhxidlqfsx57j0xnq_ed2">
+      <w:hyperlink w:history="1" r:id="rIdebm2brooisrjvre1gtebv">
         <w:r>
           <w:rPr>
             <w:rStyle w:val="Hyperlink"/>
@@ -6387,7 +6387,7 @@
         </w:rPr>
         <w:t xml:space="preserve">出處：</w:t>
       </w:r>
-      <w:hyperlink w:history="1" r:id="rIda_xgomf15k-opuoalhh0b">
+      <w:hyperlink w:history="1" r:id="rIdwfnuhtfnmxcdps4dlbw3j">
         <w:r>
           <w:rPr>
             <w:rStyle w:val="Hyperlink"/>
@@ -6463,7 +6463,7 @@
         </w:rPr>
         <w:t xml:space="preserve">出處：</w:t>
       </w:r>
-      <w:hyperlink w:history="1" r:id="rIdf3ja8ucep82lokfj9b1ub">
+      <w:hyperlink w:history="1" r:id="rId_grqjgufnwxxahf6zlm4g">
         <w:r>
           <w:rPr>
             <w:rStyle w:val="Hyperlink"/>
@@ -6539,7 +6539,7 @@
         </w:rPr>
         <w:t xml:space="preserve">出處：</w:t>
       </w:r>
-      <w:hyperlink w:history="1" r:id="rIdhbjmlqs6v-0we-q6mbced">
+      <w:hyperlink w:history="1" r:id="rIdbqz1t3vdkv_vzpogrqyov">
         <w:r>
           <w:rPr>
             <w:rStyle w:val="Hyperlink"/>
@@ -6615,7 +6615,7 @@
         </w:rPr>
         <w:t xml:space="preserve">出處：</w:t>
       </w:r>
-      <w:hyperlink w:history="1" r:id="rId7xcpgahpm6v0kzijjx08x">
+      <w:hyperlink w:history="1" r:id="rIdjc91kh0dwqo97ffhdvrzp">
         <w:r>
           <w:rPr>
             <w:rStyle w:val="Hyperlink"/>
@@ -6691,7 +6691,7 @@
         </w:rPr>
         <w:t xml:space="preserve">出處：</w:t>
       </w:r>
-      <w:hyperlink w:history="1" r:id="rId3g4dscsbsxpcipoeizsqr">
+      <w:hyperlink w:history="1" r:id="rIdv-syrytff7mvpuztsjo4p">
         <w:r>
           <w:rPr>
             <w:rStyle w:val="Hyperlink"/>
@@ -6767,7 +6767,7 @@
         </w:rPr>
         <w:t xml:space="preserve">出處：</w:t>
       </w:r>
-      <w:hyperlink w:history="1" r:id="rId_hbklenwtu2pqibiroa8r">
+      <w:hyperlink w:history="1" r:id="rIdwdrwh3cytuqh67ma7dfxq">
         <w:r>
           <w:rPr>
             <w:rStyle w:val="Hyperlink"/>
@@ -6843,7 +6843,7 @@
         </w:rPr>
         <w:t xml:space="preserve">出處：</w:t>
       </w:r>
-      <w:hyperlink w:history="1" r:id="rIdj60ae_tpeshf2fopvnnys">
+      <w:hyperlink w:history="1" r:id="rId85gmlqyeqme8xgh5ockk8">
         <w:r>
           <w:rPr>
             <w:rStyle w:val="Hyperlink"/>
@@ -6919,7 +6919,7 @@
         </w:rPr>
         <w:t xml:space="preserve">出處：</w:t>
       </w:r>
-      <w:hyperlink w:history="1" r:id="rIdkj0_bcggsvaazinaqmojc">
+      <w:hyperlink w:history="1" r:id="rIdxh24v17b71m4fmyketjvq">
         <w:r>
           <w:rPr>
             <w:rStyle w:val="Hyperlink"/>
@@ -6995,7 +6995,7 @@
         </w:rPr>
         <w:t xml:space="preserve">出處：</w:t>
       </w:r>
-      <w:hyperlink w:history="1" r:id="rIdfktydzrta_gbic8iyzm9g">
+      <w:hyperlink w:history="1" r:id="rIdkty9y1sudw97-hnttdmgz">
         <w:r>
           <w:rPr>
             <w:rStyle w:val="Hyperlink"/>
@@ -7071,7 +7071,7 @@
         </w:rPr>
         <w:t xml:space="preserve">出處：</w:t>
       </w:r>
-      <w:hyperlink w:history="1" r:id="rIdbw4gvk60oe-m_7qe2-eci">
+      <w:hyperlink w:history="1" r:id="rIds-nk8fwhgmsdi5gcw9ygo">
         <w:r>
           <w:rPr>
             <w:rStyle w:val="Hyperlink"/>
@@ -7147,7 +7147,7 @@
         </w:rPr>
         <w:t xml:space="preserve">出處：</w:t>
       </w:r>
-      <w:hyperlink w:history="1" r:id="rIdj7ka4tnhmnlhvi3qoglqn">
+      <w:hyperlink w:history="1" r:id="rIdwd3rhqdpqtfoqzir5rt6c">
         <w:r>
           <w:rPr>
             <w:rStyle w:val="Hyperlink"/>
@@ -7223,7 +7223,7 @@
         </w:rPr>
         <w:t xml:space="preserve">出處：</w:t>
       </w:r>
-      <w:hyperlink w:history="1" r:id="rIdnpy9rrlblvpfotyfxcmxb">
+      <w:hyperlink w:history="1" r:id="rId9shs81xuyggh5vjgsjq26">
         <w:r>
           <w:rPr>
             <w:rStyle w:val="Hyperlink"/>
@@ -7299,7 +7299,7 @@
         </w:rPr>
         <w:t xml:space="preserve">出處：</w:t>
       </w:r>
-      <w:hyperlink w:history="1" r:id="rIdr1zp5atnamljkvjvbaeoh">
+      <w:hyperlink w:history="1" r:id="rIdmk42vvfosq4e9ouuouj_9">
         <w:r>
           <w:rPr>
             <w:rStyle w:val="Hyperlink"/>
@@ -7375,7 +7375,7 @@
         </w:rPr>
         <w:t xml:space="preserve">出處：</w:t>
       </w:r>
-      <w:hyperlink w:history="1" r:id="rIdte6a1blprn1mlqsezvxux">
+      <w:hyperlink w:history="1" r:id="rIdfb7rllmomfbggdxn9jgxw">
         <w:r>
           <w:rPr>
             <w:rStyle w:val="Hyperlink"/>
@@ -7451,7 +7451,7 @@
         </w:rPr>
         <w:t xml:space="preserve">出處：</w:t>
       </w:r>
-      <w:hyperlink w:history="1" r:id="rId_boi3lzplcl7hgqkjwzn9">
+      <w:hyperlink w:history="1" r:id="rIdilo9wykgf_dhubbhcj6tb">
         <w:r>
           <w:rPr>
             <w:rStyle w:val="Hyperlink"/>
@@ -7527,7 +7527,7 @@
         </w:rPr>
         <w:t xml:space="preserve">出處：</w:t>
       </w:r>
-      <w:hyperlink w:history="1" r:id="rIdesbvfpgcz_qsavbl04_0v">
+      <w:hyperlink w:history="1" r:id="rIdhmn0j-rwypx8dbjdyeagd">
         <w:r>
           <w:rPr>
             <w:rStyle w:val="Hyperlink"/>
@@ -7603,7 +7603,7 @@
         </w:rPr>
         <w:t xml:space="preserve">出處：</w:t>
       </w:r>
-      <w:hyperlink w:history="1" r:id="rIdqq6qb6iz1nlo-enb51x6w">
+      <w:hyperlink w:history="1" r:id="rIdtwjog-ixh6lkme58xoe1a">
         <w:r>
           <w:rPr>
             <w:rStyle w:val="Hyperlink"/>
@@ -7679,7 +7679,7 @@
         </w:rPr>
         <w:t xml:space="preserve">出處：</w:t>
       </w:r>
-      <w:hyperlink w:history="1" r:id="rIdyjjiricmmljrb2vi8othc">
+      <w:hyperlink w:history="1" r:id="rId7l5djwiwovso2osz1rehw">
         <w:r>
           <w:rPr>
             <w:rStyle w:val="Hyperlink"/>
@@ -7755,7 +7755,7 @@
         </w:rPr>
         <w:t xml:space="preserve">出處：</w:t>
       </w:r>
-      <w:hyperlink w:history="1" r:id="rIdrjmzcm49slxvllyr9ffmz">
+      <w:hyperlink w:history="1" r:id="rId6wu7dc_f4-ebvha1iqjqc">
         <w:r>
           <w:rPr>
             <w:rStyle w:val="Hyperlink"/>
@@ -7831,7 +7831,7 @@
         </w:rPr>
         <w:t xml:space="preserve">出處：</w:t>
       </w:r>
-      <w:hyperlink w:history="1" r:id="rIdu7dfmqickb3pmmwpsww8w">
+      <w:hyperlink w:history="1" r:id="rIdhamayizwwtzd9hfyuntdn">
         <w:r>
           <w:rPr>
             <w:rStyle w:val="Hyperlink"/>
@@ -7907,7 +7907,7 @@
         </w:rPr>
         <w:t xml:space="preserve">出處：</w:t>
       </w:r>
-      <w:hyperlink w:history="1" r:id="rIdpk73xjhnvteq7xzchqcuq">
+      <w:hyperlink w:history="1" r:id="rIdw32bn4qsy24ubn3p7elib">
         <w:r>
           <w:rPr>
             <w:rStyle w:val="Hyperlink"/>
@@ -7983,7 +7983,7 @@
         </w:rPr>
         <w:t xml:space="preserve">出處：</w:t>
       </w:r>
-      <w:hyperlink w:history="1" r:id="rIdsmnmiyn0bliiaywbqua49">
+      <w:hyperlink w:history="1" r:id="rIdvf5sbbncacbckt9zaerdn">
         <w:r>
           <w:rPr>
             <w:rStyle w:val="Hyperlink"/>
@@ -8059,7 +8059,7 @@
         </w:rPr>
         <w:t xml:space="preserve">出處：</w:t>
       </w:r>
-      <w:hyperlink w:history="1" r:id="rIdgjb5u9fxxfxakg2zzckav">
+      <w:hyperlink w:history="1" r:id="rIdyx3-oz1ax8afvcsxrdcw3">
         <w:r>
           <w:rPr>
             <w:rStyle w:val="Hyperlink"/>
@@ -8135,7 +8135,7 @@
         </w:rPr>
         <w:t xml:space="preserve">出處：</w:t>
       </w:r>
-      <w:hyperlink w:history="1" r:id="rIdtl7le0nvmhhkdtqd31789">
+      <w:hyperlink w:history="1" r:id="rIdueoii-dejp3bl6pw1kksf">
         <w:r>
           <w:rPr>
             <w:rStyle w:val="Hyperlink"/>
@@ -8211,7 +8211,7 @@
         </w:rPr>
         <w:t xml:space="preserve">出處：</w:t>
       </w:r>
-      <w:hyperlink w:history="1" r:id="rIdexqs1feayqyh4vncr-mco">
+      <w:hyperlink w:history="1" r:id="rIdagnonmcdqlffmdwzcqple">
         <w:r>
           <w:rPr>
             <w:rStyle w:val="Hyperlink"/>
@@ -8303,7 +8303,7 @@
         </w:rPr>
         <w:t xml:space="preserve">出處：</w:t>
       </w:r>
-      <w:hyperlink w:history="1" r:id="rIdyf_lvu_woorqaind6bu7c">
+      <w:hyperlink w:history="1" r:id="rId712qelu-ea2azcszifvh8">
         <w:r>
           <w:rPr>
             <w:rStyle w:val="Hyperlink"/>
@@ -8379,7 +8379,7 @@
         </w:rPr>
         <w:t xml:space="preserve">出處：</w:t>
       </w:r>
-      <w:hyperlink w:history="1" r:id="rIdmkw6h2khuglaqhb-xfvwu">
+      <w:hyperlink w:history="1" r:id="rIdkbzz4w1tqpcwt2jsumiye">
         <w:r>
           <w:rPr>
             <w:rStyle w:val="Hyperlink"/>
@@ -8455,7 +8455,7 @@
         </w:rPr>
         <w:t xml:space="preserve">出處：</w:t>
       </w:r>
-      <w:hyperlink w:history="1" r:id="rIdyasge5fgc0z85p40jqmxe">
+      <w:hyperlink w:history="1" r:id="rId-g604ulxh-tsiiqijzcjk">
         <w:r>
           <w:rPr>
             <w:rStyle w:val="Hyperlink"/>
@@ -8531,7 +8531,7 @@
         </w:rPr>
         <w:t xml:space="preserve">出處：</w:t>
       </w:r>
-      <w:hyperlink w:history="1" r:id="rIdy91dltkdnqgqinp413b7b">
+      <w:hyperlink w:history="1" r:id="rIdjxov7g02dtn3tls-woq_j">
         <w:r>
           <w:rPr>
             <w:rStyle w:val="Hyperlink"/>
@@ -8607,7 +8607,7 @@
         </w:rPr>
         <w:t xml:space="preserve">出處：</w:t>
       </w:r>
-      <w:hyperlink w:history="1" r:id="rIdllpgooudupizmqrxmfkos">
+      <w:hyperlink w:history="1" r:id="rIdmatgho5afuyberqsgn_xf">
         <w:r>
           <w:rPr>
             <w:rStyle w:val="Hyperlink"/>
@@ -8683,7 +8683,7 @@
         </w:rPr>
         <w:t xml:space="preserve">出處：</w:t>
       </w:r>
-      <w:hyperlink w:history="1" r:id="rId_t837g0tco5wnqdeqmlyt">
+      <w:hyperlink w:history="1" r:id="rIdefm8u4wb0v-o7flhxphfm">
         <w:r>
           <w:rPr>
             <w:rStyle w:val="Hyperlink"/>
@@ -8759,7 +8759,7 @@
         </w:rPr>
         <w:t xml:space="preserve">出處：</w:t>
       </w:r>
-      <w:hyperlink w:history="1" r:id="rIdk8vv4n5hyvyqmevmob3-q">
+      <w:hyperlink w:history="1" r:id="rIdqamvedvkjxcaje7m1cfwk">
         <w:r>
           <w:rPr>
             <w:rStyle w:val="Hyperlink"/>
@@ -8835,7 +8835,7 @@
         </w:rPr>
         <w:t xml:space="preserve">出處：</w:t>
       </w:r>
-      <w:hyperlink w:history="1" r:id="rIdfssl0o4w5zubnzzwi7mbv">
+      <w:hyperlink w:history="1" r:id="rIdmewr-aztqovz_o7lb47ci">
         <w:r>
           <w:rPr>
             <w:rStyle w:val="Hyperlink"/>
@@ -8911,7 +8911,7 @@
         </w:rPr>
         <w:t xml:space="preserve">出處：</w:t>
       </w:r>
-      <w:hyperlink w:history="1" r:id="rIdx4klfgor1kfc7njww2j3t">
+      <w:hyperlink w:history="1" r:id="rIdweyuf7x6c4jrj0bdx_bfj">
         <w:r>
           <w:rPr>
             <w:rStyle w:val="Hyperlink"/>
@@ -8987,7 +8987,7 @@
         </w:rPr>
         <w:t xml:space="preserve">出處：</w:t>
       </w:r>
-      <w:hyperlink w:history="1" r:id="rIdy3vuhxeyxsudcbhtifphu">
+      <w:hyperlink w:history="1" r:id="rId8tfrmbmaqoegopymgyyo6">
         <w:r>
           <w:rPr>
             <w:rStyle w:val="Hyperlink"/>
@@ -9063,7 +9063,7 @@
         </w:rPr>
         <w:t xml:space="preserve">出處：</w:t>
       </w:r>
-      <w:hyperlink w:history="1" r:id="rIdnko_waluahn3hyudxtkiy">
+      <w:hyperlink w:history="1" r:id="rIddmd7n7_1-ttgbymbrl8im">
         <w:r>
           <w:rPr>
             <w:rStyle w:val="Hyperlink"/>
@@ -9139,7 +9139,7 @@
         </w:rPr>
         <w:t xml:space="preserve">出處：</w:t>
       </w:r>
-      <w:hyperlink w:history="1" r:id="rIdvyhms7cdxxussfxokfj17">
+      <w:hyperlink w:history="1" r:id="rIdks6a1nud9yxk_xoskknqe">
         <w:r>
           <w:rPr>
             <w:rStyle w:val="Hyperlink"/>
@@ -9215,7 +9215,7 @@
         </w:rPr>
         <w:t xml:space="preserve">出處：</w:t>
       </w:r>
-      <w:hyperlink w:history="1" r:id="rId2kzbrz-zdmbzk1pykygvp">
+      <w:hyperlink w:history="1" r:id="rId8bbvlvxzos8p14hj_octg">
         <w:r>
           <w:rPr>
             <w:rStyle w:val="Hyperlink"/>
@@ -9291,7 +9291,7 @@
         </w:rPr>
         <w:t xml:space="preserve">出處：</w:t>
       </w:r>
-      <w:hyperlink w:history="1" r:id="rIdfpv289geacbl1u9v7rk5i">
+      <w:hyperlink w:history="1" r:id="rIdubxrg8wzh9_1t51kng7xw">
         <w:r>
           <w:rPr>
             <w:rStyle w:val="Hyperlink"/>
@@ -9367,7 +9367,7 @@
         </w:rPr>
         <w:t xml:space="preserve">出處：</w:t>
       </w:r>
-      <w:hyperlink w:history="1" r:id="rIdtuuecth-agb0tqiml5xd3">
+      <w:hyperlink w:history="1" r:id="rIdmob9petnljtfxe4qqrbiu">
         <w:r>
           <w:rPr>
             <w:rStyle w:val="Hyperlink"/>
@@ -9443,7 +9443,7 @@
         </w:rPr>
         <w:t xml:space="preserve">出處：</w:t>
       </w:r>
-      <w:hyperlink w:history="1" r:id="rIdkdqahvbcxzq0kqj8tuh5u">
+      <w:hyperlink w:history="1" r:id="rId-_jbwbyf5gdivqlvzfes_">
         <w:r>
           <w:rPr>
             <w:rStyle w:val="Hyperlink"/>
@@ -9519,7 +9519,7 @@
         </w:rPr>
         <w:t xml:space="preserve">出處：</w:t>
       </w:r>
-      <w:hyperlink w:history="1" r:id="rIdloevmephlf9zyy0eu_leq">
+      <w:hyperlink w:history="1" r:id="rIddbf2fezkx2wphwf9kz6uc">
         <w:r>
           <w:rPr>
             <w:rStyle w:val="Hyperlink"/>
@@ -9595,7 +9595,7 @@
         </w:rPr>
         <w:t xml:space="preserve">出處：</w:t>
       </w:r>
-      <w:hyperlink w:history="1" r:id="rIdcaydmet17awbduesofbiw">
+      <w:hyperlink w:history="1" r:id="rIdviw3pxv4a_8g0-0mhiiou">
         <w:r>
           <w:rPr>
             <w:rStyle w:val="Hyperlink"/>
@@ -9671,7 +9671,7 @@
         </w:rPr>
         <w:t xml:space="preserve">出處：</w:t>
       </w:r>
-      <w:hyperlink w:history="1" r:id="rId5gmvqprrsrveitrbvok1q">
+      <w:hyperlink w:history="1" r:id="rIdd6pc_x64pgm-jivy90wma">
         <w:r>
           <w:rPr>
             <w:rStyle w:val="Hyperlink"/>
@@ -9747,7 +9747,7 @@
         </w:rPr>
         <w:t xml:space="preserve">出處：</w:t>
       </w:r>
-      <w:hyperlink w:history="1" r:id="rIdp8vizhcuytztefborhyk6">
+      <w:hyperlink w:history="1" r:id="rIddo-podqoynjt4mnxsryhb">
         <w:r>
           <w:rPr>
             <w:rStyle w:val="Hyperlink"/>
@@ -9823,7 +9823,7 @@
         </w:rPr>
         <w:t xml:space="preserve">出處：</w:t>
       </w:r>
-      <w:hyperlink w:history="1" r:id="rId-n8duaal5gdyv4fjqbsfx">
+      <w:hyperlink w:history="1" r:id="rIdqinfsrd091etpkiu5ub0j">
         <w:r>
           <w:rPr>
             <w:rStyle w:val="Hyperlink"/>
@@ -9899,7 +9899,7 @@
         </w:rPr>
         <w:t xml:space="preserve">出處：</w:t>
       </w:r>
-      <w:hyperlink w:history="1" r:id="rIdf-hhys0_xwk7_34wkexpp">
+      <w:hyperlink w:history="1" r:id="rIdtbytu30jf3bmafyiyy3zc">
         <w:r>
           <w:rPr>
             <w:rStyle w:val="Hyperlink"/>
@@ -9975,7 +9975,7 @@
         </w:rPr>
         <w:t xml:space="preserve">出處：</w:t>
       </w:r>
-      <w:hyperlink w:history="1" r:id="rId0dxxkhr4mi0-k_6vergc1">
+      <w:hyperlink w:history="1" r:id="rIdlb86scwus4q63jzl55sua">
         <w:r>
           <w:rPr>
             <w:rStyle w:val="Hyperlink"/>
@@ -10051,7 +10051,7 @@
         </w:rPr>
         <w:t xml:space="preserve">出處：</w:t>
       </w:r>
-      <w:hyperlink w:history="1" r:id="rIdt0dadhjjp5yyngywc_eft">
+      <w:hyperlink w:history="1" r:id="rIdhmkf3eluyytwscvrc5ptu">
         <w:r>
           <w:rPr>
             <w:rStyle w:val="Hyperlink"/>
@@ -10127,7 +10127,7 @@
         </w:rPr>
         <w:t xml:space="preserve">出處：</w:t>
       </w:r>
-      <w:hyperlink w:history="1" r:id="rId98m3-3vb9r5zngbuyuir7">
+      <w:hyperlink w:history="1" r:id="rIdurbg9jju2n7ndedvfvo1s">
         <w:r>
           <w:rPr>
             <w:rStyle w:val="Hyperlink"/>
@@ -10203,7 +10203,7 @@
         </w:rPr>
         <w:t xml:space="preserve">出處：</w:t>
       </w:r>
-      <w:hyperlink w:history="1" r:id="rIdotog_fdyej2-xj73a_mf1">
+      <w:hyperlink w:history="1" r:id="rIdcrdl4zcqcq01xdanrgfvs">
         <w:r>
           <w:rPr>
             <w:rStyle w:val="Hyperlink"/>
@@ -10279,7 +10279,7 @@
         </w:rPr>
         <w:t xml:space="preserve">出處：</w:t>
       </w:r>
-      <w:hyperlink w:history="1" r:id="rIdoz30slgurf5szkf2qjmnk">
+      <w:hyperlink w:history="1" r:id="rIdff2xdc-kylwrc-jyaok5f">
         <w:r>
           <w:rPr>
             <w:rStyle w:val="Hyperlink"/>
@@ -10355,7 +10355,7 @@
         </w:rPr>
         <w:t xml:space="preserve">出處：</w:t>
       </w:r>
-      <w:hyperlink w:history="1" r:id="rIdlard2bpitxlxf2cc1bd31">
+      <w:hyperlink w:history="1" r:id="rIdte8tl2b8onnvhzlklwuyq">
         <w:r>
           <w:rPr>
             <w:rStyle w:val="Hyperlink"/>
@@ -10431,7 +10431,7 @@
         </w:rPr>
         <w:t xml:space="preserve">出處：</w:t>
       </w:r>
-      <w:hyperlink w:history="1" r:id="rIdm5ebqijda3p9bc_zvpzdy">
+      <w:hyperlink w:history="1" r:id="rIdboyhbo3frinkta9uieazx">
         <w:r>
           <w:rPr>
             <w:rStyle w:val="Hyperlink"/>
@@ -10507,7 +10507,7 @@
         </w:rPr>
         <w:t xml:space="preserve">出處：</w:t>
       </w:r>
-      <w:hyperlink w:history="1" r:id="rId4llzs4zwd7yg-3p2dvw9p">
+      <w:hyperlink w:history="1" r:id="rIdfqynt7zt9z3sldvmsye8r">
         <w:r>
           <w:rPr>
             <w:rStyle w:val="Hyperlink"/>
@@ -10583,7 +10583,7 @@
         </w:rPr>
         <w:t xml:space="preserve">出處：</w:t>
       </w:r>
-      <w:hyperlink w:history="1" r:id="rIdo0sb8caz4hsgvft2jnlsx">
+      <w:hyperlink w:history="1" r:id="rId64u1kwyn32ykkzaqcvpqi">
         <w:r>
           <w:rPr>
             <w:rStyle w:val="Hyperlink"/>
@@ -10659,7 +10659,7 @@
         </w:rPr>
         <w:t xml:space="preserve">出處：</w:t>
       </w:r>
-      <w:hyperlink w:history="1" r:id="rIdmxwlsjfuwdho2mxmrvs7r">
+      <w:hyperlink w:history="1" r:id="rIdtba-b6bqfmpbd9fc4frnq">
         <w:r>
           <w:rPr>
             <w:rStyle w:val="Hyperlink"/>
@@ -10735,7 +10735,7 @@
         </w:rPr>
         <w:t xml:space="preserve">出處：</w:t>
       </w:r>
-      <w:hyperlink w:history="1" r:id="rIdsol4aiczyrdorkrkgizhd">
+      <w:hyperlink w:history="1" r:id="rIdmxvrhsj6j2bwhq6z8694a">
         <w:r>
           <w:rPr>
             <w:rStyle w:val="Hyperlink"/>
@@ -10811,7 +10811,7 @@
         </w:rPr>
         <w:t xml:space="preserve">出處：</w:t>
       </w:r>
-      <w:hyperlink w:history="1" r:id="rIdzg5gcxk1yxqhlr0q67dzu">
+      <w:hyperlink w:history="1" r:id="rIdjo2wymnsvjebxpsve5utr">
         <w:r>
           <w:rPr>
             <w:rStyle w:val="Hyperlink"/>
@@ -10887,7 +10887,7 @@
         </w:rPr>
         <w:t xml:space="preserve">出處：</w:t>
       </w:r>
-      <w:hyperlink w:history="1" r:id="rId78y1b_mdy7agcie6vbowe">
+      <w:hyperlink w:history="1" r:id="rIdnc4sxyptjtbodlj-gts1w">
         <w:r>
           <w:rPr>
             <w:rStyle w:val="Hyperlink"/>
@@ -10963,7 +10963,7 @@
         </w:rPr>
         <w:t xml:space="preserve">出處：</w:t>
       </w:r>
-      <w:hyperlink w:history="1" r:id="rIdj9ei-ii43ngmnrxuhe6ud">
+      <w:hyperlink w:history="1" r:id="rIdfxbdmqz6f613-uj34a9cb">
         <w:r>
           <w:rPr>
             <w:rStyle w:val="Hyperlink"/>
@@ -11039,7 +11039,7 @@
         </w:rPr>
         <w:t xml:space="preserve">出處：</w:t>
       </w:r>
-      <w:hyperlink w:history="1" r:id="rIdvwzh5ddhymvfdyszzoluk">
+      <w:hyperlink w:history="1" r:id="rIdgkzofbempkiyoticf2y8n">
         <w:r>
           <w:rPr>
             <w:rStyle w:val="Hyperlink"/>
@@ -11115,7 +11115,7 @@
         </w:rPr>
         <w:t xml:space="preserve">出處：</w:t>
       </w:r>
-      <w:hyperlink w:history="1" r:id="rIdqxpaom-uzhyentuet-yao">
+      <w:hyperlink w:history="1" r:id="rIdff9glz1h41s-9ilmz7ufv">
         <w:r>
           <w:rPr>
             <w:rStyle w:val="Hyperlink"/>
@@ -11191,7 +11191,7 @@
         </w:rPr>
         <w:t xml:space="preserve">出處：</w:t>
       </w:r>
-      <w:hyperlink w:history="1" r:id="rIdvgygqpb6hl3mkpklcrjmm">
+      <w:hyperlink w:history="1" r:id="rIdtmoyxaiv336oq5wy36vce">
         <w:r>
           <w:rPr>
             <w:rStyle w:val="Hyperlink"/>
@@ -11267,7 +11267,7 @@
         </w:rPr>
         <w:t xml:space="preserve">出處：</w:t>
       </w:r>
-      <w:hyperlink w:history="1" r:id="rId_lb1ypnj1_3eheei5tfo5">
+      <w:hyperlink w:history="1" r:id="rIdr4c2vfmygifzsmpx3w-wx">
         <w:r>
           <w:rPr>
             <w:rStyle w:val="Hyperlink"/>
@@ -11343,7 +11343,7 @@
         </w:rPr>
         <w:t xml:space="preserve">出處：</w:t>
       </w:r>
-      <w:hyperlink w:history="1" r:id="rIdvgbvenlut7hwfsrqhyrpp">
+      <w:hyperlink w:history="1" r:id="rId15h3cl6nygpifrgrd8xbm">
         <w:r>
           <w:rPr>
             <w:rStyle w:val="Hyperlink"/>
@@ -11419,7 +11419,7 @@
         </w:rPr>
         <w:t xml:space="preserve">出處：</w:t>
       </w:r>
-      <w:hyperlink w:history="1" r:id="rId8moqblub5uymegqjlikf_">
+      <w:hyperlink w:history="1" r:id="rIdmrftkozvhhxfyy7_u4da-">
         <w:r>
           <w:rPr>
             <w:rStyle w:val="Hyperlink"/>
@@ -11495,7 +11495,7 @@
         </w:rPr>
         <w:t xml:space="preserve">出處：</w:t>
       </w:r>
-      <w:hyperlink w:history="1" r:id="rIdrh-yxrlyd_7a3sxckc8bi">
+      <w:hyperlink w:history="1" r:id="rIdjkf-5dedidiw7uhlvrh08">
         <w:r>
           <w:rPr>
             <w:rStyle w:val="Hyperlink"/>
@@ -11571,7 +11571,7 @@
         </w:rPr>
         <w:t xml:space="preserve">出處：</w:t>
       </w:r>
-      <w:hyperlink w:history="1" r:id="rIdvmdef6qyfiec2hvhb-8rs">
+      <w:hyperlink w:history="1" r:id="rIdy_j5omyuosaet4r0hvigz">
         <w:r>
           <w:rPr>
             <w:rStyle w:val="Hyperlink"/>
@@ -11647,7 +11647,7 @@
         </w:rPr>
         <w:t xml:space="preserve">出處：</w:t>
       </w:r>
-      <w:hyperlink w:history="1" r:id="rIdtwhvv-ot_2sofcnbkd7b-">
+      <w:hyperlink w:history="1" r:id="rIdigj_njwd3ocmlfyvrzbgk">
         <w:r>
           <w:rPr>
             <w:rStyle w:val="Hyperlink"/>
@@ -11723,7 +11723,7 @@
         </w:rPr>
         <w:t xml:space="preserve">出處：</w:t>
       </w:r>
-      <w:hyperlink w:history="1" r:id="rIdsfuvbtnbu9k_umtogcpqp">
+      <w:hyperlink w:history="1" r:id="rId4yla7awucfzcfhdzxlw0a">
         <w:r>
           <w:rPr>
             <w:rStyle w:val="Hyperlink"/>
@@ -11799,7 +11799,7 @@
         </w:rPr>
         <w:t xml:space="preserve">出處：</w:t>
       </w:r>
-      <w:hyperlink w:history="1" r:id="rIdinvwet5tk-aznyguazbof">
+      <w:hyperlink w:history="1" r:id="rId-5pjkzja695mwiqcfxcky">
         <w:r>
           <w:rPr>
             <w:rStyle w:val="Hyperlink"/>
@@ -11875,7 +11875,7 @@
         </w:rPr>
         <w:t xml:space="preserve">出處：</w:t>
       </w:r>
-      <w:hyperlink w:history="1" r:id="rIdzsoqbjoaasujdmukwrcko">
+      <w:hyperlink w:history="1" r:id="rId7zac51paarl1hymv9px7k">
         <w:r>
           <w:rPr>
             <w:rStyle w:val="Hyperlink"/>
@@ -11951,7 +11951,7 @@
         </w:rPr>
         <w:t xml:space="preserve">出處：</w:t>
       </w:r>
-      <w:hyperlink w:history="1" r:id="rIdbtzzmnjs2luq23znmsf0u">
+      <w:hyperlink w:history="1" r:id="rId3sxcwg9fz-fdfunmm6zfd">
         <w:r>
           <w:rPr>
             <w:rStyle w:val="Hyperlink"/>
@@ -12027,7 +12027,7 @@
         </w:rPr>
         <w:t xml:space="preserve">出處：</w:t>
       </w:r>
-      <w:hyperlink w:history="1" r:id="rIdk8d-pulqi0ojledam9e1j">
+      <w:hyperlink w:history="1" r:id="rIddojqxopayikxjpkxztad-">
         <w:r>
           <w:rPr>
             <w:rStyle w:val="Hyperlink"/>
@@ -12103,7 +12103,7 @@
         </w:rPr>
         <w:t xml:space="preserve">出處：</w:t>
       </w:r>
-      <w:hyperlink w:history="1" r:id="rIdoysslslrt-lcbm0blvpnr">
+      <w:hyperlink w:history="1" r:id="rIdqokhajbrfc20ws0j0d1rz">
         <w:r>
           <w:rPr>
             <w:rStyle w:val="Hyperlink"/>
@@ -12179,7 +12179,7 @@
         </w:rPr>
         <w:t xml:space="preserve">出處：</w:t>
       </w:r>
-      <w:hyperlink w:history="1" r:id="rIdazjzehkfidrt2rpv3mw_s">
+      <w:hyperlink w:history="1" r:id="rId5ogkyfx2vtdtwvfbdxmlh">
         <w:r>
           <w:rPr>
             <w:rStyle w:val="Hyperlink"/>
@@ -12255,7 +12255,7 @@
         </w:rPr>
         <w:t xml:space="preserve">出處：</w:t>
       </w:r>
-      <w:hyperlink w:history="1" r:id="rIdd9lxclbf4t4ilctzlvgop">
+      <w:hyperlink w:history="1" r:id="rIdvjliysszy193dloqmgx_b">
         <w:r>
           <w:rPr>
             <w:rStyle w:val="Hyperlink"/>
@@ -12331,7 +12331,7 @@
         </w:rPr>
         <w:t xml:space="preserve">出處：</w:t>
       </w:r>
-      <w:hyperlink w:history="1" r:id="rIdm0el-z5jgl0laap6kizbg">
+      <w:hyperlink w:history="1" r:id="rIdoazrn9r7bahiscsp1x_jx">
         <w:r>
           <w:rPr>
             <w:rStyle w:val="Hyperlink"/>
@@ -12423,7 +12423,7 @@
         </w:rPr>
         <w:t xml:space="preserve">出處：</w:t>
       </w:r>
-      <w:hyperlink w:history="1" r:id="rIdshgt6wy4kc3dvkr2a7h35">
+      <w:hyperlink w:history="1" r:id="rIdcus0mla_5kynymlh8bhfd">
         <w:r>
           <w:rPr>
             <w:rStyle w:val="Hyperlink"/>
@@ -12499,7 +12499,7 @@
         </w:rPr>
         <w:t xml:space="preserve">出處：</w:t>
       </w:r>
-      <w:hyperlink w:history="1" r:id="rIdoc1kh_lemwbvfpmpndvxk">
+      <w:hyperlink w:history="1" r:id="rId5hfvjovnok4jkeeiv_eb6">
         <w:r>
           <w:rPr>
             <w:rStyle w:val="Hyperlink"/>
@@ -12575,7 +12575,7 @@
         </w:rPr>
         <w:t xml:space="preserve">出處：</w:t>
       </w:r>
-      <w:hyperlink w:history="1" r:id="rIdcgcl9lc2tla8e7lmou7e7">
+      <w:hyperlink w:history="1" r:id="rIdk_ttf6nr9evm3smqmpojc">
         <w:r>
           <w:rPr>
             <w:rStyle w:val="Hyperlink"/>
@@ -12651,7 +12651,7 @@
         </w:rPr>
         <w:t xml:space="preserve">出處：</w:t>
       </w:r>
-      <w:hyperlink w:history="1" r:id="rId-ygbc6zq4s1keyrnawosh">
+      <w:hyperlink w:history="1" r:id="rIdwec1x2jynflib-sj64hg3">
         <w:r>
           <w:rPr>
             <w:rStyle w:val="Hyperlink"/>
@@ -12727,7 +12727,7 @@
         </w:rPr>
         <w:t xml:space="preserve">出處：</w:t>
       </w:r>
-      <w:hyperlink w:history="1" r:id="rIdj0j6smy5atxvvgegrwzx-">
+      <w:hyperlink w:history="1" r:id="rIdppzj3bd-d9vfmyqdvfh7e">
         <w:r>
           <w:rPr>
             <w:rStyle w:val="Hyperlink"/>
@@ -12803,7 +12803,7 @@
         </w:rPr>
         <w:t xml:space="preserve">出處：</w:t>
       </w:r>
-      <w:hyperlink w:history="1" r:id="rId1pn-ohtjsfsalpcagz-na">
+      <w:hyperlink w:history="1" r:id="rIdfpd5yz_wj1utpfkixspsn">
         <w:r>
           <w:rPr>
             <w:rStyle w:val="Hyperlink"/>
@@ -12879,7 +12879,7 @@
         </w:rPr>
         <w:t xml:space="preserve">出處：</w:t>
       </w:r>
-      <w:hyperlink w:history="1" r:id="rId02ixk0og-vfq4hrdmfta5">
+      <w:hyperlink w:history="1" r:id="rIdpvjfwwbihc1zvmshkrhmi">
         <w:r>
           <w:rPr>
             <w:rStyle w:val="Hyperlink"/>
@@ -12955,7 +12955,7 @@
         </w:rPr>
         <w:t xml:space="preserve">出處：</w:t>
       </w:r>
-      <w:hyperlink w:history="1" r:id="rId1qostj_krrr3ri5pifinc">
+      <w:hyperlink w:history="1" r:id="rId0h_xl6za81vvfeywsprj0">
         <w:r>
           <w:rPr>
             <w:rStyle w:val="Hyperlink"/>
@@ -13031,7 +13031,7 @@
         </w:rPr>
         <w:t xml:space="preserve">出處：</w:t>
       </w:r>
-      <w:hyperlink w:history="1" r:id="rId4vrudxeycoyv5arwbvxv2">
+      <w:hyperlink w:history="1" r:id="rIdjsmtpmr1o5bwgdyyzivch">
         <w:r>
           <w:rPr>
             <w:rStyle w:val="Hyperlink"/>
@@ -13107,7 +13107,7 @@
         </w:rPr>
         <w:t xml:space="preserve">出處：</w:t>
       </w:r>
-      <w:hyperlink w:history="1" r:id="rId2ppwuhkigzunnqrubbloe">
+      <w:hyperlink w:history="1" r:id="rId8jccf9sjsyjigkmznzxqi">
         <w:r>
           <w:rPr>
             <w:rStyle w:val="Hyperlink"/>
@@ -13183,7 +13183,7 @@
         </w:rPr>
         <w:t xml:space="preserve">出處：</w:t>
       </w:r>
-      <w:hyperlink w:history="1" r:id="rIdqpzv3cgm5sc1nzbno29ie">
+      <w:hyperlink w:history="1" r:id="rIdcpp9fi39h5ipfa9_msxeh">
         <w:r>
           <w:rPr>
             <w:rStyle w:val="Hyperlink"/>
@@ -13259,7 +13259,7 @@
         </w:rPr>
         <w:t xml:space="preserve">出處：</w:t>
       </w:r>
-      <w:hyperlink w:history="1" r:id="rId0yzyhjuyvk-8tm-jw5jgv">
+      <w:hyperlink w:history="1" r:id="rId4hmijsmimilnprwlk-wx2">
         <w:r>
           <w:rPr>
             <w:rStyle w:val="Hyperlink"/>
@@ -13335,7 +13335,7 @@
         </w:rPr>
         <w:t xml:space="preserve">出處：</w:t>
       </w:r>
-      <w:hyperlink w:history="1" r:id="rIdhbp05yae5c90zstosomh_">
+      <w:hyperlink w:history="1" r:id="rIdax9vsvlycw2c4gvpsf2eb">
         <w:r>
           <w:rPr>
             <w:rStyle w:val="Hyperlink"/>
@@ -13411,7 +13411,7 @@
         </w:rPr>
         <w:t xml:space="preserve">出處：</w:t>
       </w:r>
-      <w:hyperlink w:history="1" r:id="rIdgxea1yd0qhcpxmlryb7dk">
+      <w:hyperlink w:history="1" r:id="rIdg9yfhtkgbmbsgxagyz7bs">
         <w:r>
           <w:rPr>
             <w:rStyle w:val="Hyperlink"/>
@@ -13487,7 +13487,7 @@
         </w:rPr>
         <w:t xml:space="preserve">出處：</w:t>
       </w:r>
-      <w:hyperlink w:history="1" r:id="rIdgmuxboqbyxuhxnfckczbk">
+      <w:hyperlink w:history="1" r:id="rIdpkf3bo26spv_ixc84uowv">
         <w:r>
           <w:rPr>
             <w:rStyle w:val="Hyperlink"/>
@@ -13563,7 +13563,7 @@
         </w:rPr>
         <w:t xml:space="preserve">出處：</w:t>
       </w:r>
-      <w:hyperlink w:history="1" r:id="rId2qe-rlx7ivffyimtv4p9y">
+      <w:hyperlink w:history="1" r:id="rIdco4vochunvx_aenaity-j">
         <w:r>
           <w:rPr>
             <w:rStyle w:val="Hyperlink"/>
@@ -13639,7 +13639,7 @@
         </w:rPr>
         <w:t xml:space="preserve">出處：</w:t>
       </w:r>
-      <w:hyperlink w:history="1" r:id="rIdzxpetw-tnoogzc6imxam2">
+      <w:hyperlink w:history="1" r:id="rIdsezhp6kbk563wdirxrw9j">
         <w:r>
           <w:rPr>
             <w:rStyle w:val="Hyperlink"/>
@@ -13715,7 +13715,7 @@
         </w:rPr>
         <w:t xml:space="preserve">出處：</w:t>
       </w:r>
-      <w:hyperlink w:history="1" r:id="rIdjaxqo8mqi5gxklctoz--z">
+      <w:hyperlink w:history="1" r:id="rId2nbhq54rzaaa0y2qyoycq">
         <w:r>
           <w:rPr>
             <w:rStyle w:val="Hyperlink"/>
@@ -13791,7 +13791,7 @@
         </w:rPr>
         <w:t xml:space="preserve">出處：</w:t>
       </w:r>
-      <w:hyperlink w:history="1" r:id="rId9ql4u1nxxh--dgcz2ohnu">
+      <w:hyperlink w:history="1" r:id="rId260iud9sigbwhfhxg5kvz">
         <w:r>
           <w:rPr>
             <w:rStyle w:val="Hyperlink"/>
@@ -13867,7 +13867,7 @@
         </w:rPr>
         <w:t xml:space="preserve">出處：</w:t>
       </w:r>
-      <w:hyperlink w:history="1" r:id="rIdnukrebznm41forndedlpt">
+      <w:hyperlink w:history="1" r:id="rIdqiyczculo8djmghddfyxh">
         <w:r>
           <w:rPr>
             <w:rStyle w:val="Hyperlink"/>
@@ -13943,7 +13943,7 @@
         </w:rPr>
         <w:t xml:space="preserve">出處：</w:t>
       </w:r>
-      <w:hyperlink w:history="1" r:id="rIdt480vufyusbo9j0et5yhj">
+      <w:hyperlink w:history="1" r:id="rIdnj43mfe7zbub1yq2-gxl9">
         <w:r>
           <w:rPr>
             <w:rStyle w:val="Hyperlink"/>
@@ -14035,7 +14035,7 @@
         </w:rPr>
         <w:t xml:space="preserve">出處：</w:t>
       </w:r>
-      <w:hyperlink w:history="1" r:id="rIdx1jkyoxzp5hc06s2ej0ge">
+      <w:hyperlink w:history="1" r:id="rIdgcqfdh9ohngj9hnzghnkb">
         <w:r>
           <w:rPr>
             <w:rStyle w:val="Hyperlink"/>
@@ -14111,7 +14111,7 @@
         </w:rPr>
         <w:t xml:space="preserve">出處：</w:t>
       </w:r>
-      <w:hyperlink w:history="1" r:id="rIdp7s02zdz7wok4awsd50n0">
+      <w:hyperlink w:history="1" r:id="rId26zql_jnicqkizkt29xdx">
         <w:r>
           <w:rPr>
             <w:rStyle w:val="Hyperlink"/>
@@ -14187,7 +14187,7 @@
         </w:rPr>
         <w:t xml:space="preserve">出處：</w:t>
       </w:r>
-      <w:hyperlink w:history="1" r:id="rIdhx-9zu4uzhjwcjhwmvuy6">
+      <w:hyperlink w:history="1" r:id="rIdlhigzaftly-kvtpv3kukp">
         <w:r>
           <w:rPr>
             <w:rStyle w:val="Hyperlink"/>
@@ -14263,7 +14263,7 @@
         </w:rPr>
         <w:t xml:space="preserve">出處：</w:t>
       </w:r>
-      <w:hyperlink w:history="1" r:id="rIdzdykjlt6aeow6ov6vp_up">
+      <w:hyperlink w:history="1" r:id="rId_k6jzvyztfju36lzhjvf_">
         <w:r>
           <w:rPr>
             <w:rStyle w:val="Hyperlink"/>
@@ -14339,7 +14339,7 @@
         </w:rPr>
         <w:t xml:space="preserve">出處：</w:t>
       </w:r>
-      <w:hyperlink w:history="1" r:id="rIdcmdkml7wfwmqybegm_wkv">
+      <w:hyperlink w:history="1" r:id="rIdu7q7psjtsdv8tzt0kefve">
         <w:r>
           <w:rPr>
             <w:rStyle w:val="Hyperlink"/>
@@ -14415,7 +14415,7 @@
         </w:rPr>
         <w:t xml:space="preserve">出處：</w:t>
       </w:r>
-      <w:hyperlink w:history="1" r:id="rIdy9tkagc1-j8ymel2dxwfe">
+      <w:hyperlink w:history="1" r:id="rId7gcnnvdqxwlxifxx294vf">
         <w:r>
           <w:rPr>
             <w:rStyle w:val="Hyperlink"/>
@@ -14491,7 +14491,7 @@
         </w:rPr>
         <w:t xml:space="preserve">出處：</w:t>
       </w:r>
-      <w:hyperlink w:history="1" r:id="rIdmhv-xzj2htts4bt9irtwi">
+      <w:hyperlink w:history="1" r:id="rId8yeuu0x2pkfupjzn2ev0l">
         <w:r>
           <w:rPr>
             <w:rStyle w:val="Hyperlink"/>
@@ -14567,7 +14567,7 @@
         </w:rPr>
         <w:t xml:space="preserve">出處：</w:t>
       </w:r>
-      <w:hyperlink w:history="1" r:id="rIdsfk49hcloxkp40ijdtolh">
+      <w:hyperlink w:history="1" r:id="rIdn7kfr3ulveqprtzgtlffm">
         <w:r>
           <w:rPr>
             <w:rStyle w:val="Hyperlink"/>
@@ -14643,7 +14643,7 @@
         </w:rPr>
         <w:t xml:space="preserve">出處：</w:t>
       </w:r>
-      <w:hyperlink w:history="1" r:id="rId_0bm5rplwuxg7pnpt2pn9">
+      <w:hyperlink w:history="1" r:id="rIdsgm0nug1r4qjow1qulljz">
         <w:r>
           <w:rPr>
             <w:rStyle w:val="Hyperlink"/>
@@ -14719,7 +14719,7 @@
         </w:rPr>
         <w:t xml:space="preserve">出處：</w:t>
       </w:r>
-      <w:hyperlink w:history="1" r:id="rIdvx2dewomyurj3rhi3c2jc">
+      <w:hyperlink w:history="1" r:id="rIdnyd5ypartcoq8s41wqhpd">
         <w:r>
           <w:rPr>
             <w:rStyle w:val="Hyperlink"/>
@@ -14795,7 +14795,7 @@
         </w:rPr>
         <w:t xml:space="preserve">出處：</w:t>
       </w:r>
-      <w:hyperlink w:history="1" r:id="rId71eyede2m6ho3iym-3bwp">
+      <w:hyperlink w:history="1" r:id="rIdasrz28b7r8nur-neamxqe">
         <w:r>
           <w:rPr>
             <w:rStyle w:val="Hyperlink"/>
@@ -14871,7 +14871,7 @@
         </w:rPr>
         <w:t xml:space="preserve">出處：</w:t>
       </w:r>
-      <w:hyperlink w:history="1" r:id="rIduinkoywdlafqnrxurgctf">
+      <w:hyperlink w:history="1" r:id="rIddxelsazdqxfs5j5rgqiym">
         <w:r>
           <w:rPr>
             <w:rStyle w:val="Hyperlink"/>
@@ -14947,7 +14947,7 @@
         </w:rPr>
         <w:t xml:space="preserve">出處：</w:t>
       </w:r>
-      <w:hyperlink w:history="1" r:id="rIdxkxhga9chrcryc05vli_m">
+      <w:hyperlink w:history="1" r:id="rIdynbp_x13ffiiv_93-n3gw">
         <w:r>
           <w:rPr>
             <w:rStyle w:val="Hyperlink"/>
@@ -15023,7 +15023,7 @@
         </w:rPr>
         <w:t xml:space="preserve">出處：</w:t>
       </w:r>
-      <w:hyperlink w:history="1" r:id="rIdocpstceds0t611esciuxd">
+      <w:hyperlink w:history="1" r:id="rIdcxqwzit4nuepoyffse011">
         <w:r>
           <w:rPr>
             <w:rStyle w:val="Hyperlink"/>
@@ -15099,7 +15099,7 @@
         </w:rPr>
         <w:t xml:space="preserve">出處：</w:t>
       </w:r>
-      <w:hyperlink w:history="1" r:id="rIdelzhuqtu-6mcprd2_rfbq">
+      <w:hyperlink w:history="1" r:id="rIdvztmhlnnc9wdnfxpzy16r">
         <w:r>
           <w:rPr>
             <w:rStyle w:val="Hyperlink"/>
@@ -15175,7 +15175,7 @@
         </w:rPr>
         <w:t xml:space="preserve">出處：</w:t>
       </w:r>
-      <w:hyperlink w:history="1" r:id="rIdjk8qp3vcr2fryxk8fprtz">
+      <w:hyperlink w:history="1" r:id="rIdkam95ouiiobyurnfbg_cp">
         <w:r>
           <w:rPr>
             <w:rStyle w:val="Hyperlink"/>
@@ -15251,7 +15251,7 @@
         </w:rPr>
         <w:t xml:space="preserve">出處：</w:t>
       </w:r>
-      <w:hyperlink w:history="1" r:id="rIdzjazbx98umgt2rscysa1b">
+      <w:hyperlink w:history="1" r:id="rIdxwigbtqbw4nb5pybfwz-y">
         <w:r>
           <w:rPr>
             <w:rStyle w:val="Hyperlink"/>
@@ -15343,7 +15343,7 @@
         </w:rPr>
         <w:t xml:space="preserve">出處：</w:t>
       </w:r>
-      <w:hyperlink w:history="1" r:id="rIdgnqwr1sopn9cscapg0ujd">
+      <w:hyperlink w:history="1" r:id="rId97hgjlnnemzqpnejx-jci">
         <w:r>
           <w:rPr>
             <w:rStyle w:val="Hyperlink"/>
@@ -15419,7 +15419,7 @@
         </w:rPr>
         <w:t xml:space="preserve">出處：</w:t>
       </w:r>
-      <w:hyperlink w:history="1" r:id="rId9arwaugbd8vnmxvwhzelz">
+      <w:hyperlink w:history="1" r:id="rIdnwcdj6by8pkycnpfxmqqw">
         <w:r>
           <w:rPr>
             <w:rStyle w:val="Hyperlink"/>
@@ -15495,7 +15495,7 @@
         </w:rPr>
         <w:t xml:space="preserve">出處：</w:t>
       </w:r>
-      <w:hyperlink w:history="1" r:id="rIdhsbmhwdh-rf0uncvzxdmo">
+      <w:hyperlink w:history="1" r:id="rId6st4n2jm6wq20hbvodx6q">
         <w:r>
           <w:rPr>
             <w:rStyle w:val="Hyperlink"/>
@@ -15571,7 +15571,7 @@
         </w:rPr>
         <w:t xml:space="preserve">出處：</w:t>
       </w:r>
-      <w:hyperlink w:history="1" r:id="rIdf_jrzgoucxokvghuokno8">
+      <w:hyperlink w:history="1" r:id="rId-jvaeh6exn42gz00koizm">
         <w:r>
           <w:rPr>
             <w:rStyle w:val="Hyperlink"/>
@@ -15663,7 +15663,7 @@
         </w:rPr>
         <w:t xml:space="preserve">出處：</w:t>
       </w:r>
-      <w:hyperlink w:history="1" r:id="rIdm3cr_kil2euixa9knmmoe">
+      <w:hyperlink w:history="1" r:id="rIdk4zm98a82neqfaog4_qq5">
         <w:r>
           <w:rPr>
             <w:rStyle w:val="Hyperlink"/>
@@ -15739,7 +15739,7 @@
         </w:rPr>
         <w:t xml:space="preserve">出處：</w:t>
       </w:r>
-      <w:hyperlink w:history="1" r:id="rId-bz2ka4oyzfliiirejcze">
+      <w:hyperlink w:history="1" r:id="rIdfzpczgk6qlavrlfwu37nx">
         <w:r>
           <w:rPr>
             <w:rStyle w:val="Hyperlink"/>
@@ -15815,7 +15815,7 @@
         </w:rPr>
         <w:t xml:space="preserve">出處：</w:t>
       </w:r>
-      <w:hyperlink w:history="1" r:id="rId8f49uegedvn2jm43d2ndk">
+      <w:hyperlink w:history="1" r:id="rIdbk2inxc2ewy39pnnd9rwo">
         <w:r>
           <w:rPr>
             <w:rStyle w:val="Hyperlink"/>
@@ -15891,7 +15891,7 @@
         </w:rPr>
         <w:t xml:space="preserve">出處：</w:t>
       </w:r>
-      <w:hyperlink w:history="1" r:id="rIdmququp2z_vnvllwvjht8p">
+      <w:hyperlink w:history="1" r:id="rIdq2c9a8ch21ilzhadxu7rb">
         <w:r>
           <w:rPr>
             <w:rStyle w:val="Hyperlink"/>
@@ -15967,7 +15967,7 @@
         </w:rPr>
         <w:t xml:space="preserve">出處：</w:t>
       </w:r>
-      <w:hyperlink w:history="1" r:id="rIdz9sok_psx4xutvytl1tp1">
+      <w:hyperlink w:history="1" r:id="rIdqxwdrsokxjywlfqxjrvre">
         <w:r>
           <w:rPr>
             <w:rStyle w:val="Hyperlink"/>
@@ -16043,7 +16043,7 @@
         </w:rPr>
         <w:t xml:space="preserve">出處：</w:t>
       </w:r>
-      <w:hyperlink w:history="1" r:id="rIdph_qhlggl5izl_jmjqq9b">
+      <w:hyperlink w:history="1" r:id="rIdxqvhnvf-hyb-mvcixh5ed">
         <w:r>
           <w:rPr>
             <w:rStyle w:val="Hyperlink"/>
@@ -16119,7 +16119,7 @@
         </w:rPr>
         <w:t xml:space="preserve">出處：</w:t>
       </w:r>
-      <w:hyperlink w:history="1" r:id="rIdp2ysbotvdmmkf-npzk8w9">
+      <w:hyperlink w:history="1" r:id="rId3jmco90duuuba5ymdlqwg">
         <w:r>
           <w:rPr>
             <w:rStyle w:val="Hyperlink"/>
@@ -16195,7 +16195,7 @@
         </w:rPr>
         <w:t xml:space="preserve">出處：</w:t>
       </w:r>
-      <w:hyperlink w:history="1" r:id="rIdfzn4wfep9n7q0lulgtrcn">
+      <w:hyperlink w:history="1" r:id="rIdmis2mivkxam5finsdmykd">
         <w:r>
           <w:rPr>
             <w:rStyle w:val="Hyperlink"/>
@@ -16271,7 +16271,7 @@
         </w:rPr>
         <w:t xml:space="preserve">出處：</w:t>
       </w:r>
-      <w:hyperlink w:history="1" r:id="rIdkl-r6rlvznk2sbybbnpkd">
+      <w:hyperlink w:history="1" r:id="rIdzjlxktjdpunv-f9wfxbyy">
         <w:r>
           <w:rPr>
             <w:rStyle w:val="Hyperlink"/>
@@ -16347,7 +16347,7 @@
         </w:rPr>
         <w:t xml:space="preserve">出處：</w:t>
       </w:r>
-      <w:hyperlink w:history="1" r:id="rIdfxoykftp513ayahxstdg_">
+      <w:hyperlink w:history="1" r:id="rIdd87ch-kyfpgj5ezeb2o9h">
         <w:r>
           <w:rPr>
             <w:rStyle w:val="Hyperlink"/>
@@ -16423,7 +16423,7 @@
         </w:rPr>
         <w:t xml:space="preserve">出處：</w:t>
       </w:r>
-      <w:hyperlink w:history="1" r:id="rIdtmwwkjh7ymihtcahfr_dv">
+      <w:hyperlink w:history="1" r:id="rIdcivslwvblmevfijfczl-v">
         <w:r>
           <w:rPr>
             <w:rStyle w:val="Hyperlink"/>
@@ -16499,7 +16499,7 @@
         </w:rPr>
         <w:t xml:space="preserve">出處：</w:t>
       </w:r>
-      <w:hyperlink w:history="1" r:id="rIdmvqzxvxnytpvrojkytbk8">
+      <w:hyperlink w:history="1" r:id="rIdtudiu71luptlwgzmqehzj">
         <w:r>
           <w:rPr>
             <w:rStyle w:val="Hyperlink"/>
@@ -16575,7 +16575,7 @@
         </w:rPr>
         <w:t xml:space="preserve">出處：</w:t>
       </w:r>
-      <w:hyperlink w:history="1" r:id="rId9pdndytmej0ah9oisfz21">
+      <w:hyperlink w:history="1" r:id="rIdp1boh_gcsqjvs-bpsowwy">
         <w:r>
           <w:rPr>
             <w:rStyle w:val="Hyperlink"/>
@@ -16651,7 +16651,7 @@
         </w:rPr>
         <w:t xml:space="preserve">出處：</w:t>
       </w:r>
-      <w:hyperlink w:history="1" r:id="rIdtncnvbouudiu_teznf53o">
+      <w:hyperlink w:history="1" r:id="rIdzjdtzefeylwjqd8yxzykw">
         <w:r>
           <w:rPr>
             <w:rStyle w:val="Hyperlink"/>
@@ -16727,7 +16727,7 @@
         </w:rPr>
         <w:t xml:space="preserve">出處：</w:t>
       </w:r>
-      <w:hyperlink w:history="1" r:id="rIdaaiwjz8szsih8k5mc-cpl">
+      <w:hyperlink w:history="1" r:id="rId0ahedffdckqvio0hbatpk">
         <w:r>
           <w:rPr>
             <w:rStyle w:val="Hyperlink"/>
@@ -16819,7 +16819,7 @@
         </w:rPr>
         <w:t xml:space="preserve">出處：</w:t>
       </w:r>
-      <w:hyperlink w:history="1" r:id="rId4re3dpnx8lncsquvfs3bg">
+      <w:hyperlink w:history="1" r:id="rId_ucuute3wd8for_6p_zgh">
         <w:r>
           <w:rPr>
             <w:rStyle w:val="Hyperlink"/>
@@ -16895,7 +16895,7 @@
         </w:rPr>
         <w:t xml:space="preserve">出處：</w:t>
       </w:r>
-      <w:hyperlink w:history="1" r:id="rIdtrx6wd8c0qljs7oncmpwn">
+      <w:hyperlink w:history="1" r:id="rId0v11ir-plegn4tc9q-d53">
         <w:r>
           <w:rPr>
             <w:rStyle w:val="Hyperlink"/>
@@ -16971,7 +16971,7 @@
         </w:rPr>
         <w:t xml:space="preserve">出處：</w:t>
       </w:r>
-      <w:hyperlink w:history="1" r:id="rIdfjgp3j_qxjktqn5wnno5r">
+      <w:hyperlink w:history="1" r:id="rId1tnofh-mpfh0e66ln1xms">
         <w:r>
           <w:rPr>
             <w:rStyle w:val="Hyperlink"/>
@@ -17047,7 +17047,7 @@
         </w:rPr>
         <w:t xml:space="preserve">出處：</w:t>
       </w:r>
-      <w:hyperlink w:history="1" r:id="rIdywbff2o7q7pgyxhgwt3dc">
+      <w:hyperlink w:history="1" r:id="rIdwcqc92h09f-kys0ut1xtd">
         <w:r>
           <w:rPr>
             <w:rStyle w:val="Hyperlink"/>
@@ -17123,7 +17123,7 @@
         </w:rPr>
         <w:t xml:space="preserve">出處：</w:t>
       </w:r>
-      <w:hyperlink w:history="1" r:id="rIdoup2km-0ixikg5qijewsu">
+      <w:hyperlink w:history="1" r:id="rIdwsbzrdpmvrinws9pgw3k8">
         <w:r>
           <w:rPr>
             <w:rStyle w:val="Hyperlink"/>
@@ -17199,7 +17199,7 @@
         </w:rPr>
         <w:t xml:space="preserve">出處：</w:t>
       </w:r>
-      <w:hyperlink w:history="1" r:id="rIde-asfulcvaygqjyk1jwgb">
+      <w:hyperlink w:history="1" r:id="rIdtxvwhpnvka1ppddlx73o1">
         <w:r>
           <w:rPr>
             <w:rStyle w:val="Hyperlink"/>
@@ -17275,7 +17275,7 @@
         </w:rPr>
         <w:t xml:space="preserve">出處：</w:t>
       </w:r>
-      <w:hyperlink w:history="1" r:id="rIdhec4ert7uloyk1f7i6emr">
+      <w:hyperlink w:history="1" r:id="rIdqb9deivj09vuinx8x0ga9">
         <w:r>
           <w:rPr>
             <w:rStyle w:val="Hyperlink"/>
@@ -17351,7 +17351,7 @@
         </w:rPr>
         <w:t xml:space="preserve">出處：</w:t>
       </w:r>
-      <w:hyperlink w:history="1" r:id="rIdufm8i81s1r_t2k1hfhhfi">
+      <w:hyperlink w:history="1" r:id="rIdhnkzshaka6t-nkzc74ytw">
         <w:r>
           <w:rPr>
             <w:rStyle w:val="Hyperlink"/>
@@ -17427,7 +17427,7 @@
         </w:rPr>
         <w:t xml:space="preserve">出處：</w:t>
       </w:r>
-      <w:hyperlink w:history="1" r:id="rIdbc6vpzvnogwzanoxanjir">
+      <w:hyperlink w:history="1" r:id="rIdobm48n2wzwzpx5m0qiss4">
         <w:r>
           <w:rPr>
             <w:rStyle w:val="Hyperlink"/>
@@ -17503,7 +17503,7 @@
         </w:rPr>
         <w:t xml:space="preserve">出處：</w:t>
       </w:r>
-      <w:hyperlink w:history="1" r:id="rIdqnb_5cwda71rrxs8iiqbi">
+      <w:hyperlink w:history="1" r:id="rIdyey3pwjum0jwbsbn-15fm">
         <w:r>
           <w:rPr>
             <w:rStyle w:val="Hyperlink"/>
@@ -17579,7 +17579,7 @@
         </w:rPr>
         <w:t xml:space="preserve">出處：</w:t>
       </w:r>
-      <w:hyperlink w:history="1" r:id="rIdxwwvcgvnulzsvl0hnrfef">
+      <w:hyperlink w:history="1" r:id="rId759ingwdv9bkjuw6fudic">
         <w:r>
           <w:rPr>
             <w:rStyle w:val="Hyperlink"/>
@@ -17655,7 +17655,7 @@
         </w:rPr>
         <w:t xml:space="preserve">出處：</w:t>
       </w:r>
-      <w:hyperlink w:history="1" r:id="rId2u7lkzbgpgdg0l73yvsuk">
+      <w:hyperlink w:history="1" r:id="rIdc8ydrhjzbe7jnqvipa3wr">
         <w:r>
           <w:rPr>
             <w:rStyle w:val="Hyperlink"/>
@@ -17731,7 +17731,7 @@
         </w:rPr>
         <w:t xml:space="preserve">出處：</w:t>
       </w:r>
-      <w:hyperlink w:history="1" r:id="rIdqz7trg1uzgt0oiaqd37bg">
+      <w:hyperlink w:history="1" r:id="rId6ysdthgltl3wl5oq_cnfp">
         <w:r>
           <w:rPr>
             <w:rStyle w:val="Hyperlink"/>
@@ -17823,7 +17823,7 @@
         </w:rPr>
         <w:t xml:space="preserve">出處：</w:t>
       </w:r>
-      <w:hyperlink w:history="1" r:id="rId4kzr0jbfdbxxkoob7aqhu">
+      <w:hyperlink w:history="1" r:id="rIdmq1zgchau9frhmlgrqkza">
         <w:r>
           <w:rPr>
             <w:rStyle w:val="Hyperlink"/>
@@ -17899,7 +17899,7 @@
         </w:rPr>
         <w:t xml:space="preserve">出處：</w:t>
       </w:r>
-      <w:hyperlink w:history="1" r:id="rIdoadlrk4j3loypv7l8nttf">
+      <w:hyperlink w:history="1" r:id="rId2svw13wreuivi_n5erog4">
         <w:r>
           <w:rPr>
             <w:rStyle w:val="Hyperlink"/>
@@ -17975,7 +17975,7 @@
         </w:rPr>
         <w:t xml:space="preserve">出處：</w:t>
       </w:r>
-      <w:hyperlink w:history="1" r:id="rIdtgiguvbf_lievdc3bdmp2">
+      <w:hyperlink w:history="1" r:id="rIdgomznzt2jetyotgnui8wc">
         <w:r>
           <w:rPr>
             <w:rStyle w:val="Hyperlink"/>
@@ -18051,7 +18051,7 @@
         </w:rPr>
         <w:t xml:space="preserve">出處：</w:t>
       </w:r>
-      <w:hyperlink w:history="1" r:id="rIdcvtdw9y2zwikusb7od8d0">
+      <w:hyperlink w:history="1" r:id="rId-n-cjb26_j_i5zl4sfn_q">
         <w:r>
           <w:rPr>
             <w:rStyle w:val="Hyperlink"/>
@@ -18127,7 +18127,7 @@
         </w:rPr>
         <w:t xml:space="preserve">出處：</w:t>
       </w:r>
-      <w:hyperlink w:history="1" r:id="rIdjfcx9vh_zt1fvzhednbe9">
+      <w:hyperlink w:history="1" r:id="rIdxrhen4lhnfla15dxa0vyt">
         <w:r>
           <w:rPr>
             <w:rStyle w:val="Hyperlink"/>
@@ -18203,7 +18203,7 @@
         </w:rPr>
         <w:t xml:space="preserve">出處：</w:t>
       </w:r>
-      <w:hyperlink w:history="1" r:id="rIdozjglhztp2wpwkkatwfu8">
+      <w:hyperlink w:history="1" r:id="rIdsxrjvu6ed-aphtwarz-n3">
         <w:r>
           <w:rPr>
             <w:rStyle w:val="Hyperlink"/>
@@ -18279,7 +18279,7 @@
         </w:rPr>
         <w:t xml:space="preserve">出處：</w:t>
       </w:r>
-      <w:hyperlink w:history="1" r:id="rIdspvxxqqgj9fuwznrdmvbs">
+      <w:hyperlink w:history="1" r:id="rIdvkvygihnm221gp2khh8bh">
         <w:r>
           <w:rPr>
             <w:rStyle w:val="Hyperlink"/>
@@ -18355,7 +18355,7 @@
         </w:rPr>
         <w:t xml:space="preserve">出處：</w:t>
       </w:r>
-      <w:hyperlink w:history="1" r:id="rIdddtvk0t0f7d3ddjdv7_sb">
+      <w:hyperlink w:history="1" r:id="rIdlvdksmll3zq97zr4dicua">
         <w:r>
           <w:rPr>
             <w:rStyle w:val="Hyperlink"/>
@@ -18431,7 +18431,7 @@
         </w:rPr>
         <w:t xml:space="preserve">出處：</w:t>
       </w:r>
-      <w:hyperlink w:history="1" r:id="rIdk1fskj7vfbvh800gmaj6d">
+      <w:hyperlink w:history="1" r:id="rIdekkvahfuke10agvaz0h3q">
         <w:r>
           <w:rPr>
             <w:rStyle w:val="Hyperlink"/>
@@ -18507,7 +18507,7 @@
         </w:rPr>
         <w:t xml:space="preserve">出處：</w:t>
       </w:r>
-      <w:hyperlink w:history="1" r:id="rId2u54kbadqcbkuaqoo8r0n">
+      <w:hyperlink w:history="1" r:id="rIdedwzt-zrmlm95ffha18d1">
         <w:r>
           <w:rPr>
             <w:rStyle w:val="Hyperlink"/>
@@ -18583,7 +18583,7 @@
         </w:rPr>
         <w:t xml:space="preserve">出處：</w:t>
       </w:r>
-      <w:hyperlink w:history="1" r:id="rId0kcigblz6gy_icwccymq5">
+      <w:hyperlink w:history="1" r:id="rIddd2yr7sxjz1ycnlcbx7ox">
         <w:r>
           <w:rPr>
             <w:rStyle w:val="Hyperlink"/>
@@ -18659,7 +18659,7 @@
         </w:rPr>
         <w:t xml:space="preserve">出處：</w:t>
       </w:r>
-      <w:hyperlink w:history="1" r:id="rIdsjcjjnzyohtqprozxd6ej">
+      <w:hyperlink w:history="1" r:id="rIdwfckefyehgy2b_lhvm9jd">
         <w:r>
           <w:rPr>
             <w:rStyle w:val="Hyperlink"/>
@@ -18735,7 +18735,7 @@
         </w:rPr>
         <w:t xml:space="preserve">出處：</w:t>
       </w:r>
-      <w:hyperlink w:history="1" r:id="rIdghnimditlocck78pbua2r">
+      <w:hyperlink w:history="1" r:id="rIdaszrf9rixi7s2xv4gl_i4">
         <w:r>
           <w:rPr>
             <w:rStyle w:val="Hyperlink"/>
@@ -18811,7 +18811,7 @@
         </w:rPr>
         <w:t xml:space="preserve">出處：</w:t>
       </w:r>
-      <w:hyperlink w:history="1" r:id="rId8dcn49cmtwrpka3kjgvya">
+      <w:hyperlink w:history="1" r:id="rIdvj1bzzazpq9puicicu6ex">
         <w:r>
           <w:rPr>
             <w:rStyle w:val="Hyperlink"/>
@@ -18903,7 +18903,7 @@
         </w:rPr>
         <w:t xml:space="preserve">出處：</w:t>
       </w:r>
-      <w:hyperlink w:history="1" r:id="rIdakdbranzrnsqazpfvgwmm">
+      <w:hyperlink w:history="1" r:id="rIdvjyufkfd6nlll-ozir-ki">
         <w:r>
           <w:rPr>
             <w:rStyle w:val="Hyperlink"/>
@@ -18979,7 +18979,7 @@
         </w:rPr>
         <w:t xml:space="preserve">出處：</w:t>
       </w:r>
-      <w:hyperlink w:history="1" r:id="rId63-axsvuxlbhk1xqmkbht">
+      <w:hyperlink w:history="1" r:id="rIdkbsafeixamcstpuwlgzca">
         <w:r>
           <w:rPr>
             <w:rStyle w:val="Hyperlink"/>
@@ -19055,7 +19055,7 @@
         </w:rPr>
         <w:t xml:space="preserve">出處：</w:t>
       </w:r>
-      <w:hyperlink w:history="1" r:id="rIdjsrcoqdedok0x7tfxhtue">
+      <w:hyperlink w:history="1" r:id="rIdlbn-zsuz0tbmsxwbre8tw">
         <w:r>
           <w:rPr>
             <w:rStyle w:val="Hyperlink"/>
@@ -19131,7 +19131,7 @@
         </w:rPr>
         <w:t xml:space="preserve">出處：</w:t>
       </w:r>
-      <w:hyperlink w:history="1" r:id="rId8eoxyz7qyw-3r1qsgk0v_">
+      <w:hyperlink w:history="1" r:id="rIdhzpj_xqokmhz0sotnangc">
         <w:r>
           <w:rPr>
             <w:rStyle w:val="Hyperlink"/>
@@ -19207,7 +19207,7 @@
         </w:rPr>
         <w:t xml:space="preserve">出處：</w:t>
       </w:r>
-      <w:hyperlink w:history="1" r:id="rIdl4dpb5sjg8oaxcexsigzs">
+      <w:hyperlink w:history="1" r:id="rId9dzt7juqhoaz2wt-ol_8j">
         <w:r>
           <w:rPr>
             <w:rStyle w:val="Hyperlink"/>
@@ -19299,7 +19299,7 @@
         </w:rPr>
         <w:t xml:space="preserve">出處：</w:t>
       </w:r>
-      <w:hyperlink w:history="1" r:id="rIdz2z-py9tffkzo_0ojzqgm">
+      <w:hyperlink w:history="1" r:id="rIdsgzyiivx5iqjyw4hn3za7">
         <w:r>
           <w:rPr>
             <w:rStyle w:val="Hyperlink"/>
@@ -19375,7 +19375,7 @@
         </w:rPr>
         <w:t xml:space="preserve">出處：</w:t>
       </w:r>
-      <w:hyperlink w:history="1" r:id="rIdqhofbsfe2mqlmr-wy3rtx">
+      <w:hyperlink w:history="1" r:id="rIdouc5xp89opjwmpytzagng">
         <w:r>
           <w:rPr>
             <w:rStyle w:val="Hyperlink"/>
@@ -19451,7 +19451,7 @@
         </w:rPr>
         <w:t xml:space="preserve">出處：</w:t>
       </w:r>
-      <w:hyperlink w:history="1" r:id="rIdfd-vmg0zk87htuiytjz2e">
+      <w:hyperlink w:history="1" r:id="rIdubcvwp2scqfehhqflhtdz">
         <w:r>
           <w:rPr>
             <w:rStyle w:val="Hyperlink"/>
@@ -19527,7 +19527,7 @@
         </w:rPr>
         <w:t xml:space="preserve">出處：</w:t>
       </w:r>
-      <w:hyperlink w:history="1" r:id="rId6u66_upaze4h4yui1ze1u">
+      <w:hyperlink w:history="1" r:id="rIdot4ldr3j2oxdf5qed8wh9">
         <w:r>
           <w:rPr>
             <w:rStyle w:val="Hyperlink"/>
@@ -19603,7 +19603,7 @@
         </w:rPr>
         <w:t xml:space="preserve">出處：</w:t>
       </w:r>
-      <w:hyperlink w:history="1" r:id="rIddw6e7xpabmg4vg6jnrq3m">
+      <w:hyperlink w:history="1" r:id="rIdp8w_of9ae-noghynj1iyt">
         <w:r>
           <w:rPr>
             <w:rStyle w:val="Hyperlink"/>
@@ -19679,7 +19679,7 @@
         </w:rPr>
         <w:t xml:space="preserve">出處：</w:t>
       </w:r>
-      <w:hyperlink w:history="1" r:id="rIdvspniwxvtqrdfrzs7pm3q">
+      <w:hyperlink w:history="1" r:id="rIdrdep2gbe3yv4e72yxoca0">
         <w:r>
           <w:rPr>
             <w:rStyle w:val="Hyperlink"/>
@@ -19755,7 +19755,7 @@
         </w:rPr>
         <w:t xml:space="preserve">出處：</w:t>
       </w:r>
-      <w:hyperlink w:history="1" r:id="rIdw3m5kwgxy4jxnvweddcdk">
+      <w:hyperlink w:history="1" r:id="rIdgxobprawmufxh4fviwa2c">
         <w:r>
           <w:rPr>
             <w:rStyle w:val="Hyperlink"/>
@@ -19831,7 +19831,7 @@
         </w:rPr>
         <w:t xml:space="preserve">出處：</w:t>
       </w:r>
-      <w:hyperlink w:history="1" r:id="rIdm7u_z00scgxdrgazcj1eq">
+      <w:hyperlink w:history="1" r:id="rId1aq6oofcczvfk1w2oalj_">
         <w:r>
           <w:rPr>
             <w:rStyle w:val="Hyperlink"/>
@@ -19907,7 +19907,7 @@
         </w:rPr>
         <w:t xml:space="preserve">出處：</w:t>
       </w:r>
-      <w:hyperlink w:history="1" r:id="rId8aebpkl2kzal1rni4rznl">
+      <w:hyperlink w:history="1" r:id="rIdbvthwyh3lchntve1cdn3e">
         <w:r>
           <w:rPr>
             <w:rStyle w:val="Hyperlink"/>
@@ -19983,7 +19983,7 @@
         </w:rPr>
         <w:t xml:space="preserve">出處：</w:t>
       </w:r>
-      <w:hyperlink w:history="1" r:id="rIdbtycuxjlvfa5lyyzsvtir">
+      <w:hyperlink w:history="1" r:id="rIdmz1kalu1olrarkevvr8xz">
         <w:r>
           <w:rPr>
             <w:rStyle w:val="Hyperlink"/>
@@ -20059,7 +20059,7 @@
         </w:rPr>
         <w:t xml:space="preserve">出處：</w:t>
       </w:r>
-      <w:hyperlink w:history="1" r:id="rIddxh55tcq2ebhjyf5xatdo">
+      <w:hyperlink w:history="1" r:id="rIdtljoxmke23a-vvpqwwjwj">
         <w:r>
           <w:rPr>
             <w:rStyle w:val="Hyperlink"/>
@@ -20135,7 +20135,7 @@
         </w:rPr>
         <w:t xml:space="preserve">出處：</w:t>
       </w:r>
-      <w:hyperlink w:history="1" r:id="rIdyd_4vtqpv0bpndmym4jxm">
+      <w:hyperlink w:history="1" r:id="rId9ki3dkb0ooio_8wel-gtg">
         <w:r>
           <w:rPr>
             <w:rStyle w:val="Hyperlink"/>
@@ -20211,7 +20211,7 @@
         </w:rPr>
         <w:t xml:space="preserve">出處：</w:t>
       </w:r>
-      <w:hyperlink w:history="1" r:id="rIdnnym_audboza0n6-788p-">
+      <w:hyperlink w:history="1" r:id="rIdf9a3os28mkb2r4vel5qhx">
         <w:r>
           <w:rPr>
             <w:rStyle w:val="Hyperlink"/>
@@ -20287,7 +20287,7 @@
         </w:rPr>
         <w:t xml:space="preserve">出處：</w:t>
       </w:r>
-      <w:hyperlink w:history="1" r:id="rIdouerln782dvrx4wldl4cc">
+      <w:hyperlink w:history="1" r:id="rIdvt9ojae75elgnydbqe6rm">
         <w:r>
           <w:rPr>
             <w:rStyle w:val="Hyperlink"/>
@@ -20363,7 +20363,7 @@
         </w:rPr>
         <w:t xml:space="preserve">出處：</w:t>
       </w:r>
-      <w:hyperlink w:history="1" r:id="rId-ylwhiyvwf2wpac1ltdeg">
+      <w:hyperlink w:history="1" r:id="rId-x11nld1n2buxqd9dh3zm">
         <w:r>
           <w:rPr>
             <w:rStyle w:val="Hyperlink"/>
